--- a/arches_her/docx/WSI Amend Letter.docx
+++ b/arches_her/docx/WSI Amend Letter.docx
@@ -1,6 +1,6 @@
 
 <file path=word/document.xml><?xml version="1.0" encoding="utf-8"?>
-<w:document xmlns:wpc="http://schemas.microsoft.com/office/word/2010/wordprocessingCanvas" xmlns:cx="http://schemas.microsoft.com/office/drawing/2014/chartex" xmlns:cx1="http://schemas.microsoft.com/office/drawing/2015/9/8/chartex" xmlns:cx2="http://schemas.microsoft.com/office/drawing/2015/10/21/chartex" xmlns:cx3="http://schemas.microsoft.com/office/drawing/2016/5/9/chartex" xmlns:cx4="http://schemas.microsoft.com/office/drawing/2016/5/10/chartex" xmlns:cx5="http://schemas.microsoft.com/office/drawing/2016/5/11/chartex" xmlns:cx6="http://schemas.microsoft.com/office/drawing/2016/5/12/chartex" xmlns:cx7="http://schemas.microsoft.com/office/drawing/2016/5/13/chartex" xmlns:cx8="http://schemas.microsoft.com/office/drawing/2016/5/14/chartex" xmlns:mc="http://schemas.openxmlformats.org/markup-compatibility/2006" xmlns:aink="http://schemas.microsoft.com/office/drawing/2016/ink" xmlns:am3d="http://schemas.microsoft.com/office/drawing/2017/model3d" xmlns:o="urn:schemas-microsoft-com:office:office" xmlns:oel="http://schemas.microsoft.com/office/2019/extlst" xmlns:r="http://schemas.openxmlformats.org/officeDocument/2006/relationships" xmlns:m="http://schemas.openxmlformats.org/officeDocument/2006/math" xmlns:v="urn:schemas-microsoft-com:vml" xmlns:wp14="http://schemas.microsoft.com/office/word/2010/wordprocessingDrawing" xmlns:wp="http://schemas.openxmlformats.org/drawingml/2006/wordprocessingDrawing" xmlns:w10="urn:schemas-microsoft-com:office:word" xmlns:w="http://schemas.openxmlformats.org/wordprocessingml/2006/main" xmlns:w14="http://schemas.microsoft.com/office/word/2010/wordml" xmlns:w15="http://schemas.microsoft.com/office/word/2012/wordml" xmlns:w16cex="http://schemas.microsoft.com/office/word/2018/wordml/cex" xmlns:w16cid="http://schemas.microsoft.com/office/word/2016/wordml/cid" xmlns:w16="http://schemas.microsoft.com/office/word/2018/wordml" xmlns:w16sdtdh="http://schemas.microsoft.com/office/word/2020/wordml/sdtdatahash" xmlns:w16se="http://schemas.microsoft.com/office/word/2015/wordml/symex" xmlns:wpg="http://schemas.microsoft.com/office/word/2010/wordprocessingGroup" xmlns:wpi="http://schemas.microsoft.com/office/word/2010/wordprocessingInk" xmlns:wne="http://schemas.microsoft.com/office/word/2006/wordml" xmlns:wps="http://schemas.microsoft.com/office/word/2010/wordprocessingShape" mc:Ignorable="w14 w15 w16se w16cid w16 w16cex w16sdtdh wp14">
+<w:document xmlns:wpc="http://schemas.microsoft.com/office/word/2010/wordprocessingCanvas" xmlns:cx="http://schemas.microsoft.com/office/drawing/2014/chartex" xmlns:cx1="http://schemas.microsoft.com/office/drawing/2015/9/8/chartex" xmlns:cx2="http://schemas.microsoft.com/office/drawing/2015/10/21/chartex" xmlns:cx3="http://schemas.microsoft.com/office/drawing/2016/5/9/chartex" xmlns:cx4="http://schemas.microsoft.com/office/drawing/2016/5/10/chartex" xmlns:cx5="http://schemas.microsoft.com/office/drawing/2016/5/11/chartex" xmlns:cx6="http://schemas.microsoft.com/office/drawing/2016/5/12/chartex" xmlns:cx7="http://schemas.microsoft.com/office/drawing/2016/5/13/chartex" xmlns:cx8="http://schemas.microsoft.com/office/drawing/2016/5/14/chartex" xmlns:mc="http://schemas.openxmlformats.org/markup-compatibility/2006" xmlns:aink="http://schemas.microsoft.com/office/drawing/2016/ink" xmlns:am3d="http://schemas.microsoft.com/office/drawing/2017/model3d" xmlns:o="urn:schemas-microsoft-com:office:office" xmlns:oel="http://schemas.microsoft.com/office/2019/extlst" xmlns:r="http://schemas.openxmlformats.org/officeDocument/2006/relationships" xmlns:m="http://schemas.openxmlformats.org/officeDocument/2006/math" xmlns:v="urn:schemas-microsoft-com:vml" xmlns:wp14="http://schemas.microsoft.com/office/word/2010/wordprocessingDrawing" xmlns:wp="http://schemas.openxmlformats.org/drawingml/2006/wordprocessingDrawing" xmlns:w10="urn:schemas-microsoft-com:office:word" xmlns:w="http://schemas.openxmlformats.org/wordprocessingml/2006/main" xmlns:w14="http://schemas.microsoft.com/office/word/2010/wordml" xmlns:w15="http://schemas.microsoft.com/office/word/2012/wordml" xmlns:w16cex="http://schemas.microsoft.com/office/word/2018/wordml/cex" xmlns:w16cid="http://schemas.microsoft.com/office/word/2016/wordml/cid" xmlns:w16="http://schemas.microsoft.com/office/word/2018/wordml" xmlns:w16du="http://schemas.microsoft.com/office/word/2023/wordml/word16du" xmlns:w16sdtdh="http://schemas.microsoft.com/office/word/2020/wordml/sdtdatahash" xmlns:w16se="http://schemas.microsoft.com/office/word/2015/wordml/symex" xmlns:wpg="http://schemas.microsoft.com/office/word/2010/wordprocessingGroup" xmlns:wpi="http://schemas.microsoft.com/office/word/2010/wordprocessingInk" xmlns:wne="http://schemas.microsoft.com/office/word/2006/wordml" xmlns:wps="http://schemas.microsoft.com/office/word/2010/wordprocessingShape" mc:Ignorable="w14 w15 w16se w16cid w16 w16cex w16sdtdh w16du wp14">
   <w:body>
     <w:tbl>
       <w:tblPr>
@@ -326,7 +326,7 @@
         <w:rPr>
           <w:b/>
         </w:rPr>
-        <w:t>3</w:t>
+        <w:t>4</w:t>
       </w:r>
     </w:p>
     <w:p>
@@ -487,15 +487,7 @@
         <w:spacing w:after="0" w:line="240" w:lineRule="auto"/>
       </w:pPr>
       <w:r>
-        <w:t xml:space="preserve">Having considered the submitted document I consider that it requires amendment to accord with relevant standards and guidance and that the following changes should be made before it is approved as </w:t>
-      </w:r>
-      <w:proofErr w:type="gramStart"/>
-      <w:r>
-        <w:t>being in compliance with</w:t>
-      </w:r>
-      <w:proofErr w:type="gramEnd"/>
-      <w:r>
-        <w:t xml:space="preserve"> the condition:</w:t>
+        <w:t>Having considered the submitted document I consider that it requires amendment to accord with relevant standards and guidance and that the following changes should be made before it is approved as being in compliance with the condition:</w:t>
       </w:r>
     </w:p>
     <w:p>
@@ -668,15 +660,7 @@
         <w:spacing w:after="0" w:line="240" w:lineRule="auto"/>
       </w:pPr>
       <w:r>
-        <w:t xml:space="preserve">London and </w:t>
-      </w:r>
-      <w:proofErr w:type="gramStart"/>
-      <w:r>
-        <w:t>South East</w:t>
-      </w:r>
-      <w:proofErr w:type="gramEnd"/>
-      <w:r>
-        <w:t xml:space="preserve"> Region</w:t>
+        <w:t>London and South East Region</w:t>
       </w:r>
     </w:p>
     <w:p>
@@ -702,7 +686,7 @@
 </file>
 
 <file path=word/endnotes.xml><?xml version="1.0" encoding="utf-8"?>
-<w:endnotes xmlns:wpc="http://schemas.microsoft.com/office/word/2010/wordprocessingCanvas" xmlns:cx="http://schemas.microsoft.com/office/drawing/2014/chartex" xmlns:cx1="http://schemas.microsoft.com/office/drawing/2015/9/8/chartex" xmlns:cx2="http://schemas.microsoft.com/office/drawing/2015/10/21/chartex" xmlns:cx3="http://schemas.microsoft.com/office/drawing/2016/5/9/chartex" xmlns:cx4="http://schemas.microsoft.com/office/drawing/2016/5/10/chartex" xmlns:cx5="http://schemas.microsoft.com/office/drawing/2016/5/11/chartex" xmlns:cx6="http://schemas.microsoft.com/office/drawing/2016/5/12/chartex" xmlns:cx7="http://schemas.microsoft.com/office/drawing/2016/5/13/chartex" xmlns:cx8="http://schemas.microsoft.com/office/drawing/2016/5/14/chartex" xmlns:mc="http://schemas.openxmlformats.org/markup-compatibility/2006" xmlns:aink="http://schemas.microsoft.com/office/drawing/2016/ink" xmlns:am3d="http://schemas.microsoft.com/office/drawing/2017/model3d" xmlns:o="urn:schemas-microsoft-com:office:office" xmlns:oel="http://schemas.microsoft.com/office/2019/extlst" xmlns:r="http://schemas.openxmlformats.org/officeDocument/2006/relationships" xmlns:m="http://schemas.openxmlformats.org/officeDocument/2006/math" xmlns:v="urn:schemas-microsoft-com:vml" xmlns:wp14="http://schemas.microsoft.com/office/word/2010/wordprocessingDrawing" xmlns:wp="http://schemas.openxmlformats.org/drawingml/2006/wordprocessingDrawing" xmlns:w10="urn:schemas-microsoft-com:office:word" xmlns:w="http://schemas.openxmlformats.org/wordprocessingml/2006/main" xmlns:w14="http://schemas.microsoft.com/office/word/2010/wordml" xmlns:w15="http://schemas.microsoft.com/office/word/2012/wordml" xmlns:w16cex="http://schemas.microsoft.com/office/word/2018/wordml/cex" xmlns:w16cid="http://schemas.microsoft.com/office/word/2016/wordml/cid" xmlns:w16="http://schemas.microsoft.com/office/word/2018/wordml" xmlns:w16sdtdh="http://schemas.microsoft.com/office/word/2020/wordml/sdtdatahash" xmlns:w16se="http://schemas.microsoft.com/office/word/2015/wordml/symex" xmlns:wpg="http://schemas.microsoft.com/office/word/2010/wordprocessingGroup" xmlns:wpi="http://schemas.microsoft.com/office/word/2010/wordprocessingInk" xmlns:wne="http://schemas.microsoft.com/office/word/2006/wordml" xmlns:wps="http://schemas.microsoft.com/office/word/2010/wordprocessingShape" mc:Ignorable="w14 w15 w16se w16cid w16 w16cex w16sdtdh wp14">
+<w:endnotes xmlns:wpc="http://schemas.microsoft.com/office/word/2010/wordprocessingCanvas" xmlns:cx="http://schemas.microsoft.com/office/drawing/2014/chartex" xmlns:cx1="http://schemas.microsoft.com/office/drawing/2015/9/8/chartex" xmlns:cx2="http://schemas.microsoft.com/office/drawing/2015/10/21/chartex" xmlns:cx3="http://schemas.microsoft.com/office/drawing/2016/5/9/chartex" xmlns:cx4="http://schemas.microsoft.com/office/drawing/2016/5/10/chartex" xmlns:cx5="http://schemas.microsoft.com/office/drawing/2016/5/11/chartex" xmlns:cx6="http://schemas.microsoft.com/office/drawing/2016/5/12/chartex" xmlns:cx7="http://schemas.microsoft.com/office/drawing/2016/5/13/chartex" xmlns:cx8="http://schemas.microsoft.com/office/drawing/2016/5/14/chartex" xmlns:mc="http://schemas.openxmlformats.org/markup-compatibility/2006" xmlns:aink="http://schemas.microsoft.com/office/drawing/2016/ink" xmlns:am3d="http://schemas.microsoft.com/office/drawing/2017/model3d" xmlns:o="urn:schemas-microsoft-com:office:office" xmlns:oel="http://schemas.microsoft.com/office/2019/extlst" xmlns:r="http://schemas.openxmlformats.org/officeDocument/2006/relationships" xmlns:m="http://schemas.openxmlformats.org/officeDocument/2006/math" xmlns:v="urn:schemas-microsoft-com:vml" xmlns:wp14="http://schemas.microsoft.com/office/word/2010/wordprocessingDrawing" xmlns:wp="http://schemas.openxmlformats.org/drawingml/2006/wordprocessingDrawing" xmlns:w10="urn:schemas-microsoft-com:office:word" xmlns:w="http://schemas.openxmlformats.org/wordprocessingml/2006/main" xmlns:w14="http://schemas.microsoft.com/office/word/2010/wordml" xmlns:w15="http://schemas.microsoft.com/office/word/2012/wordml" xmlns:w16cex="http://schemas.microsoft.com/office/word/2018/wordml/cex" xmlns:w16cid="http://schemas.microsoft.com/office/word/2016/wordml/cid" xmlns:w16="http://schemas.microsoft.com/office/word/2018/wordml" xmlns:w16du="http://schemas.microsoft.com/office/word/2023/wordml/word16du" xmlns:w16sdtdh="http://schemas.microsoft.com/office/word/2020/wordml/sdtdatahash" xmlns:w16se="http://schemas.microsoft.com/office/word/2015/wordml/symex" xmlns:wpg="http://schemas.microsoft.com/office/word/2010/wordprocessingGroup" xmlns:wpi="http://schemas.microsoft.com/office/word/2010/wordprocessingInk" xmlns:wne="http://schemas.microsoft.com/office/word/2006/wordml" xmlns:wps="http://schemas.microsoft.com/office/word/2010/wordprocessingShape" mc:Ignorable="w14 w15 w16se w16cid w16 w16cex w16sdtdh w16du wp14">
   <w:endnote w:type="separator" w:id="-1">
     <w:p>
       <w:pPr>
@@ -727,7 +711,7 @@
 </file>
 
 <file path=word/footer1.xml><?xml version="1.0" encoding="utf-8"?>
-<w:ftr xmlns:wpc="http://schemas.microsoft.com/office/word/2010/wordprocessingCanvas" xmlns:cx="http://schemas.microsoft.com/office/drawing/2014/chartex" xmlns:cx1="http://schemas.microsoft.com/office/drawing/2015/9/8/chartex" xmlns:cx2="http://schemas.microsoft.com/office/drawing/2015/10/21/chartex" xmlns:cx3="http://schemas.microsoft.com/office/drawing/2016/5/9/chartex" xmlns:cx4="http://schemas.microsoft.com/office/drawing/2016/5/10/chartex" xmlns:cx5="http://schemas.microsoft.com/office/drawing/2016/5/11/chartex" xmlns:cx6="http://schemas.microsoft.com/office/drawing/2016/5/12/chartex" xmlns:cx7="http://schemas.microsoft.com/office/drawing/2016/5/13/chartex" xmlns:cx8="http://schemas.microsoft.com/office/drawing/2016/5/14/chartex" xmlns:mc="http://schemas.openxmlformats.org/markup-compatibility/2006" xmlns:aink="http://schemas.microsoft.com/office/drawing/2016/ink" xmlns:am3d="http://schemas.microsoft.com/office/drawing/2017/model3d" xmlns:o="urn:schemas-microsoft-com:office:office" xmlns:oel="http://schemas.microsoft.com/office/2019/extlst" xmlns:r="http://schemas.openxmlformats.org/officeDocument/2006/relationships" xmlns:m="http://schemas.openxmlformats.org/officeDocument/2006/math" xmlns:v="urn:schemas-microsoft-com:vml" xmlns:wp14="http://schemas.microsoft.com/office/word/2010/wordprocessingDrawing" xmlns:wp="http://schemas.openxmlformats.org/drawingml/2006/wordprocessingDrawing" xmlns:w10="urn:schemas-microsoft-com:office:word" xmlns:w="http://schemas.openxmlformats.org/wordprocessingml/2006/main" xmlns:w14="http://schemas.microsoft.com/office/word/2010/wordml" xmlns:w15="http://schemas.microsoft.com/office/word/2012/wordml" xmlns:w16cex="http://schemas.microsoft.com/office/word/2018/wordml/cex" xmlns:w16cid="http://schemas.microsoft.com/office/word/2016/wordml/cid" xmlns:w16="http://schemas.microsoft.com/office/word/2018/wordml" xmlns:w16sdtdh="http://schemas.microsoft.com/office/word/2020/wordml/sdtdatahash" xmlns:w16se="http://schemas.microsoft.com/office/word/2015/wordml/symex" xmlns:wpg="http://schemas.microsoft.com/office/word/2010/wordprocessingGroup" xmlns:wpi="http://schemas.microsoft.com/office/word/2010/wordprocessingInk" xmlns:wne="http://schemas.microsoft.com/office/word/2006/wordml" xmlns:wps="http://schemas.microsoft.com/office/word/2010/wordprocessingShape" mc:Ignorable="w14 w15 w16se w16cid w16 w16cex w16sdtdh wp14">
+<w:ftr xmlns:wpc="http://schemas.microsoft.com/office/word/2010/wordprocessingCanvas" xmlns:cx="http://schemas.microsoft.com/office/drawing/2014/chartex" xmlns:cx1="http://schemas.microsoft.com/office/drawing/2015/9/8/chartex" xmlns:cx2="http://schemas.microsoft.com/office/drawing/2015/10/21/chartex" xmlns:cx3="http://schemas.microsoft.com/office/drawing/2016/5/9/chartex" xmlns:cx4="http://schemas.microsoft.com/office/drawing/2016/5/10/chartex" xmlns:cx5="http://schemas.microsoft.com/office/drawing/2016/5/11/chartex" xmlns:cx6="http://schemas.microsoft.com/office/drawing/2016/5/12/chartex" xmlns:cx7="http://schemas.microsoft.com/office/drawing/2016/5/13/chartex" xmlns:cx8="http://schemas.microsoft.com/office/drawing/2016/5/14/chartex" xmlns:mc="http://schemas.openxmlformats.org/markup-compatibility/2006" xmlns:aink="http://schemas.microsoft.com/office/drawing/2016/ink" xmlns:am3d="http://schemas.microsoft.com/office/drawing/2017/model3d" xmlns:o="urn:schemas-microsoft-com:office:office" xmlns:oel="http://schemas.microsoft.com/office/2019/extlst" xmlns:r="http://schemas.openxmlformats.org/officeDocument/2006/relationships" xmlns:m="http://schemas.openxmlformats.org/officeDocument/2006/math" xmlns:v="urn:schemas-microsoft-com:vml" xmlns:wp14="http://schemas.microsoft.com/office/word/2010/wordprocessingDrawing" xmlns:wp="http://schemas.openxmlformats.org/drawingml/2006/wordprocessingDrawing" xmlns:w10="urn:schemas-microsoft-com:office:word" xmlns:w="http://schemas.openxmlformats.org/wordprocessingml/2006/main" xmlns:w14="http://schemas.microsoft.com/office/word/2010/wordml" xmlns:w15="http://schemas.microsoft.com/office/word/2012/wordml" xmlns:w16cex="http://schemas.microsoft.com/office/word/2018/wordml/cex" xmlns:w16cid="http://schemas.microsoft.com/office/word/2016/wordml/cid" xmlns:w16="http://schemas.microsoft.com/office/word/2018/wordml" xmlns:w16du="http://schemas.microsoft.com/office/word/2023/wordml/word16du" xmlns:w16sdtdh="http://schemas.microsoft.com/office/word/2020/wordml/sdtdatahash" xmlns:w16se="http://schemas.microsoft.com/office/word/2015/wordml/symex" xmlns:wpg="http://schemas.microsoft.com/office/word/2010/wordprocessingGroup" xmlns:wpi="http://schemas.microsoft.com/office/word/2010/wordprocessingInk" xmlns:wne="http://schemas.microsoft.com/office/word/2006/wordml" xmlns:wps="http://schemas.microsoft.com/office/word/2010/wordprocessingShape" mc:Ignorable="w14 w15 w16se w16cid w16 w16cex w16sdtdh w16du wp14">
   <w:p>
     <w:pPr>
       <w:pStyle w:val="Footer"/>
@@ -737,7 +721,7 @@
 </file>
 
 <file path=word/footer2.xml><?xml version="1.0" encoding="utf-8"?>
-<w:ftr xmlns:wpc="http://schemas.microsoft.com/office/word/2010/wordprocessingCanvas" xmlns:cx="http://schemas.microsoft.com/office/drawing/2014/chartex" xmlns:cx1="http://schemas.microsoft.com/office/drawing/2015/9/8/chartex" xmlns:cx2="http://schemas.microsoft.com/office/drawing/2015/10/21/chartex" xmlns:cx3="http://schemas.microsoft.com/office/drawing/2016/5/9/chartex" xmlns:cx4="http://schemas.microsoft.com/office/drawing/2016/5/10/chartex" xmlns:cx5="http://schemas.microsoft.com/office/drawing/2016/5/11/chartex" xmlns:cx6="http://schemas.microsoft.com/office/drawing/2016/5/12/chartex" xmlns:cx7="http://schemas.microsoft.com/office/drawing/2016/5/13/chartex" xmlns:cx8="http://schemas.microsoft.com/office/drawing/2016/5/14/chartex" xmlns:mc="http://schemas.openxmlformats.org/markup-compatibility/2006" xmlns:aink="http://schemas.microsoft.com/office/drawing/2016/ink" xmlns:am3d="http://schemas.microsoft.com/office/drawing/2017/model3d" xmlns:o="urn:schemas-microsoft-com:office:office" xmlns:oel="http://schemas.microsoft.com/office/2019/extlst" xmlns:r="http://schemas.openxmlformats.org/officeDocument/2006/relationships" xmlns:m="http://schemas.openxmlformats.org/officeDocument/2006/math" xmlns:v="urn:schemas-microsoft-com:vml" xmlns:wp14="http://schemas.microsoft.com/office/word/2010/wordprocessingDrawing" xmlns:wp="http://schemas.openxmlformats.org/drawingml/2006/wordprocessingDrawing" xmlns:w10="urn:schemas-microsoft-com:office:word" xmlns:w="http://schemas.openxmlformats.org/wordprocessingml/2006/main" xmlns:w14="http://schemas.microsoft.com/office/word/2010/wordml" xmlns:w15="http://schemas.microsoft.com/office/word/2012/wordml" xmlns:w16cex="http://schemas.microsoft.com/office/word/2018/wordml/cex" xmlns:w16cid="http://schemas.microsoft.com/office/word/2016/wordml/cid" xmlns:w16="http://schemas.microsoft.com/office/word/2018/wordml" xmlns:w16sdtdh="http://schemas.microsoft.com/office/word/2020/wordml/sdtdatahash" xmlns:w16se="http://schemas.microsoft.com/office/word/2015/wordml/symex" xmlns:wpg="http://schemas.microsoft.com/office/word/2010/wordprocessingGroup" xmlns:wpi="http://schemas.microsoft.com/office/word/2010/wordprocessingInk" xmlns:wne="http://schemas.microsoft.com/office/word/2006/wordml" xmlns:wps="http://schemas.microsoft.com/office/word/2010/wordprocessingShape" mc:Ignorable="w14 w15 w16se w16cid w16 w16cex w16sdtdh wp14">
+<w:ftr xmlns:wpc="http://schemas.microsoft.com/office/word/2010/wordprocessingCanvas" xmlns:cx="http://schemas.microsoft.com/office/drawing/2014/chartex" xmlns:cx1="http://schemas.microsoft.com/office/drawing/2015/9/8/chartex" xmlns:cx2="http://schemas.microsoft.com/office/drawing/2015/10/21/chartex" xmlns:cx3="http://schemas.microsoft.com/office/drawing/2016/5/9/chartex" xmlns:cx4="http://schemas.microsoft.com/office/drawing/2016/5/10/chartex" xmlns:cx5="http://schemas.microsoft.com/office/drawing/2016/5/11/chartex" xmlns:cx6="http://schemas.microsoft.com/office/drawing/2016/5/12/chartex" xmlns:cx7="http://schemas.microsoft.com/office/drawing/2016/5/13/chartex" xmlns:cx8="http://schemas.microsoft.com/office/drawing/2016/5/14/chartex" xmlns:mc="http://schemas.openxmlformats.org/markup-compatibility/2006" xmlns:aink="http://schemas.microsoft.com/office/drawing/2016/ink" xmlns:am3d="http://schemas.microsoft.com/office/drawing/2017/model3d" xmlns:o="urn:schemas-microsoft-com:office:office" xmlns:oel="http://schemas.microsoft.com/office/2019/extlst" xmlns:r="http://schemas.openxmlformats.org/officeDocument/2006/relationships" xmlns:m="http://schemas.openxmlformats.org/officeDocument/2006/math" xmlns:v="urn:schemas-microsoft-com:vml" xmlns:wp14="http://schemas.microsoft.com/office/word/2010/wordprocessingDrawing" xmlns:wp="http://schemas.openxmlformats.org/drawingml/2006/wordprocessingDrawing" xmlns:w10="urn:schemas-microsoft-com:office:word" xmlns:w="http://schemas.openxmlformats.org/wordprocessingml/2006/main" xmlns:w14="http://schemas.microsoft.com/office/word/2010/wordml" xmlns:w15="http://schemas.microsoft.com/office/word/2012/wordml" xmlns:w16cex="http://schemas.microsoft.com/office/word/2018/wordml/cex" xmlns:w16cid="http://schemas.microsoft.com/office/word/2016/wordml/cid" xmlns:w16="http://schemas.microsoft.com/office/word/2018/wordml" xmlns:w16du="http://schemas.microsoft.com/office/word/2023/wordml/word16du" xmlns:w16sdtdh="http://schemas.microsoft.com/office/word/2020/wordml/sdtdatahash" xmlns:w16se="http://schemas.microsoft.com/office/word/2015/wordml/symex" xmlns:wpg="http://schemas.microsoft.com/office/word/2010/wordprocessingGroup" xmlns:wpi="http://schemas.microsoft.com/office/word/2010/wordprocessingInk" xmlns:wne="http://schemas.microsoft.com/office/word/2006/wordml" xmlns:wps="http://schemas.microsoft.com/office/word/2010/wordprocessingShape" mc:Ignorable="w14 w15 w16se w16cid w16 w16cex w16sdtdh w16du wp14">
   <w:tbl>
     <w:tblPr>
       <w:tblW w:w="10438" w:type="dxa"/>
@@ -889,25 +873,7 @@
               <w:spacing w:val="5"/>
               <w:sz w:val="16"/>
             </w:rPr>
-            <w:t xml:space="preserve">25 </w:t>
-          </w:r>
-          <w:proofErr w:type="spellStart"/>
-          <w:r>
-            <w:rPr>
-              <w:rFonts w:eastAsia="Calibri"/>
-              <w:spacing w:val="5"/>
-              <w:sz w:val="16"/>
-            </w:rPr>
-            <w:t>Dowgate</w:t>
-          </w:r>
-          <w:proofErr w:type="spellEnd"/>
-          <w:r>
-            <w:rPr>
-              <w:rFonts w:eastAsia="Calibri"/>
-              <w:spacing w:val="5"/>
-              <w:sz w:val="16"/>
-            </w:rPr>
-            <w:t xml:space="preserve"> Hill, </w:t>
+            <w:t xml:space="preserve">25 Dowgate Hill, </w:t>
           </w:r>
           <w:r>
             <w:rPr>
@@ -958,25 +924,7 @@
               <w:spacing w:val="5"/>
               <w:sz w:val="16"/>
             </w:rPr>
-            <w:t xml:space="preserve">Telephone 020 7973 </w:t>
-          </w:r>
-          <w:proofErr w:type="gramStart"/>
-          <w:r>
-            <w:rPr>
-              <w:rFonts w:eastAsia="Calibri"/>
-              <w:spacing w:val="5"/>
-              <w:sz w:val="16"/>
-            </w:rPr>
-            <w:t>3700  Facsimile</w:t>
-          </w:r>
-          <w:proofErr w:type="gramEnd"/>
-          <w:r>
-            <w:rPr>
-              <w:rFonts w:eastAsia="Calibri"/>
-              <w:spacing w:val="5"/>
-              <w:sz w:val="16"/>
-            </w:rPr>
-            <w:t xml:space="preserve"> 020 7973 3001</w:t>
+            <w:t>Telephone 020 7973 3700  Facsimile 020 7973 3001</w:t>
           </w:r>
         </w:p>
         <w:p>
@@ -1089,7 +1037,7 @@
 </file>
 
 <file path=word/footer3.xml><?xml version="1.0" encoding="utf-8"?>
-<w:ftr xmlns:wpc="http://schemas.microsoft.com/office/word/2010/wordprocessingCanvas" xmlns:cx="http://schemas.microsoft.com/office/drawing/2014/chartex" xmlns:cx1="http://schemas.microsoft.com/office/drawing/2015/9/8/chartex" xmlns:cx2="http://schemas.microsoft.com/office/drawing/2015/10/21/chartex" xmlns:cx3="http://schemas.microsoft.com/office/drawing/2016/5/9/chartex" xmlns:cx4="http://schemas.microsoft.com/office/drawing/2016/5/10/chartex" xmlns:cx5="http://schemas.microsoft.com/office/drawing/2016/5/11/chartex" xmlns:cx6="http://schemas.microsoft.com/office/drawing/2016/5/12/chartex" xmlns:cx7="http://schemas.microsoft.com/office/drawing/2016/5/13/chartex" xmlns:cx8="http://schemas.microsoft.com/office/drawing/2016/5/14/chartex" xmlns:mc="http://schemas.openxmlformats.org/markup-compatibility/2006" xmlns:aink="http://schemas.microsoft.com/office/drawing/2016/ink" xmlns:am3d="http://schemas.microsoft.com/office/drawing/2017/model3d" xmlns:o="urn:schemas-microsoft-com:office:office" xmlns:oel="http://schemas.microsoft.com/office/2019/extlst" xmlns:r="http://schemas.openxmlformats.org/officeDocument/2006/relationships" xmlns:m="http://schemas.openxmlformats.org/officeDocument/2006/math" xmlns:v="urn:schemas-microsoft-com:vml" xmlns:wp14="http://schemas.microsoft.com/office/word/2010/wordprocessingDrawing" xmlns:wp="http://schemas.openxmlformats.org/drawingml/2006/wordprocessingDrawing" xmlns:w10="urn:schemas-microsoft-com:office:word" xmlns:w="http://schemas.openxmlformats.org/wordprocessingml/2006/main" xmlns:w14="http://schemas.microsoft.com/office/word/2010/wordml" xmlns:w15="http://schemas.microsoft.com/office/word/2012/wordml" xmlns:w16cex="http://schemas.microsoft.com/office/word/2018/wordml/cex" xmlns:w16cid="http://schemas.microsoft.com/office/word/2016/wordml/cid" xmlns:w16="http://schemas.microsoft.com/office/word/2018/wordml" xmlns:w16sdtdh="http://schemas.microsoft.com/office/word/2020/wordml/sdtdatahash" xmlns:w16se="http://schemas.microsoft.com/office/word/2015/wordml/symex" xmlns:wpg="http://schemas.microsoft.com/office/word/2010/wordprocessingGroup" xmlns:wpi="http://schemas.microsoft.com/office/word/2010/wordprocessingInk" xmlns:wne="http://schemas.microsoft.com/office/word/2006/wordml" xmlns:wps="http://schemas.microsoft.com/office/word/2010/wordprocessingShape" mc:Ignorable="w14 w15 w16se w16cid w16 w16cex w16sdtdh wp14">
+<w:ftr xmlns:wpc="http://schemas.microsoft.com/office/word/2010/wordprocessingCanvas" xmlns:cx="http://schemas.microsoft.com/office/drawing/2014/chartex" xmlns:cx1="http://schemas.microsoft.com/office/drawing/2015/9/8/chartex" xmlns:cx2="http://schemas.microsoft.com/office/drawing/2015/10/21/chartex" xmlns:cx3="http://schemas.microsoft.com/office/drawing/2016/5/9/chartex" xmlns:cx4="http://schemas.microsoft.com/office/drawing/2016/5/10/chartex" xmlns:cx5="http://schemas.microsoft.com/office/drawing/2016/5/11/chartex" xmlns:cx6="http://schemas.microsoft.com/office/drawing/2016/5/12/chartex" xmlns:cx7="http://schemas.microsoft.com/office/drawing/2016/5/13/chartex" xmlns:cx8="http://schemas.microsoft.com/office/drawing/2016/5/14/chartex" xmlns:mc="http://schemas.openxmlformats.org/markup-compatibility/2006" xmlns:aink="http://schemas.microsoft.com/office/drawing/2016/ink" xmlns:am3d="http://schemas.microsoft.com/office/drawing/2017/model3d" xmlns:o="urn:schemas-microsoft-com:office:office" xmlns:oel="http://schemas.microsoft.com/office/2019/extlst" xmlns:r="http://schemas.openxmlformats.org/officeDocument/2006/relationships" xmlns:m="http://schemas.openxmlformats.org/officeDocument/2006/math" xmlns:v="urn:schemas-microsoft-com:vml" xmlns:wp14="http://schemas.microsoft.com/office/word/2010/wordprocessingDrawing" xmlns:wp="http://schemas.openxmlformats.org/drawingml/2006/wordprocessingDrawing" xmlns:w10="urn:schemas-microsoft-com:office:word" xmlns:w="http://schemas.openxmlformats.org/wordprocessingml/2006/main" xmlns:w14="http://schemas.microsoft.com/office/word/2010/wordml" xmlns:w15="http://schemas.microsoft.com/office/word/2012/wordml" xmlns:w16cex="http://schemas.microsoft.com/office/word/2018/wordml/cex" xmlns:w16cid="http://schemas.microsoft.com/office/word/2016/wordml/cid" xmlns:w16="http://schemas.microsoft.com/office/word/2018/wordml" xmlns:w16du="http://schemas.microsoft.com/office/word/2023/wordml/word16du" xmlns:w16sdtdh="http://schemas.microsoft.com/office/word/2020/wordml/sdtdatahash" xmlns:w16se="http://schemas.microsoft.com/office/word/2015/wordml/symex" xmlns:wpg="http://schemas.microsoft.com/office/word/2010/wordprocessingGroup" xmlns:wpi="http://schemas.microsoft.com/office/word/2010/wordprocessingInk" xmlns:wne="http://schemas.microsoft.com/office/word/2006/wordml" xmlns:wps="http://schemas.microsoft.com/office/word/2010/wordprocessingShape" mc:Ignorable="w14 w15 w16se w16cid w16 w16cex w16sdtdh w16du wp14">
   <w:p>
     <w:pPr>
       <w:pStyle w:val="Footer"/>
@@ -1099,7 +1047,7 @@
 </file>
 
 <file path=word/footer4.xml><?xml version="1.0" encoding="utf-8"?>
-<w:ftr xmlns:wpc="http://schemas.microsoft.com/office/word/2010/wordprocessingCanvas" xmlns:cx="http://schemas.microsoft.com/office/drawing/2014/chartex" xmlns:cx1="http://schemas.microsoft.com/office/drawing/2015/9/8/chartex" xmlns:cx2="http://schemas.microsoft.com/office/drawing/2015/10/21/chartex" xmlns:cx3="http://schemas.microsoft.com/office/drawing/2016/5/9/chartex" xmlns:cx4="http://schemas.microsoft.com/office/drawing/2016/5/10/chartex" xmlns:cx5="http://schemas.microsoft.com/office/drawing/2016/5/11/chartex" xmlns:cx6="http://schemas.microsoft.com/office/drawing/2016/5/12/chartex" xmlns:cx7="http://schemas.microsoft.com/office/drawing/2016/5/13/chartex" xmlns:cx8="http://schemas.microsoft.com/office/drawing/2016/5/14/chartex" xmlns:mc="http://schemas.openxmlformats.org/markup-compatibility/2006" xmlns:aink="http://schemas.microsoft.com/office/drawing/2016/ink" xmlns:am3d="http://schemas.microsoft.com/office/drawing/2017/model3d" xmlns:o="urn:schemas-microsoft-com:office:office" xmlns:oel="http://schemas.microsoft.com/office/2019/extlst" xmlns:r="http://schemas.openxmlformats.org/officeDocument/2006/relationships" xmlns:m="http://schemas.openxmlformats.org/officeDocument/2006/math" xmlns:v="urn:schemas-microsoft-com:vml" xmlns:wp14="http://schemas.microsoft.com/office/word/2010/wordprocessingDrawing" xmlns:wp="http://schemas.openxmlformats.org/drawingml/2006/wordprocessingDrawing" xmlns:w10="urn:schemas-microsoft-com:office:word" xmlns:w="http://schemas.openxmlformats.org/wordprocessingml/2006/main" xmlns:w14="http://schemas.microsoft.com/office/word/2010/wordml" xmlns:w15="http://schemas.microsoft.com/office/word/2012/wordml" xmlns:w16cex="http://schemas.microsoft.com/office/word/2018/wordml/cex" xmlns:w16cid="http://schemas.microsoft.com/office/word/2016/wordml/cid" xmlns:w16="http://schemas.microsoft.com/office/word/2018/wordml" xmlns:w16sdtdh="http://schemas.microsoft.com/office/word/2020/wordml/sdtdatahash" xmlns:w16se="http://schemas.microsoft.com/office/word/2015/wordml/symex" xmlns:wpg="http://schemas.microsoft.com/office/word/2010/wordprocessingGroup" xmlns:wpi="http://schemas.microsoft.com/office/word/2010/wordprocessingInk" xmlns:wne="http://schemas.microsoft.com/office/word/2006/wordml" xmlns:wps="http://schemas.microsoft.com/office/word/2010/wordprocessingShape" mc:Ignorable="w14 w15 w16se w16cid w16 w16cex w16sdtdh wp14">
+<w:ftr xmlns:wpc="http://schemas.microsoft.com/office/word/2010/wordprocessingCanvas" xmlns:cx="http://schemas.microsoft.com/office/drawing/2014/chartex" xmlns:cx1="http://schemas.microsoft.com/office/drawing/2015/9/8/chartex" xmlns:cx2="http://schemas.microsoft.com/office/drawing/2015/10/21/chartex" xmlns:cx3="http://schemas.microsoft.com/office/drawing/2016/5/9/chartex" xmlns:cx4="http://schemas.microsoft.com/office/drawing/2016/5/10/chartex" xmlns:cx5="http://schemas.microsoft.com/office/drawing/2016/5/11/chartex" xmlns:cx6="http://schemas.microsoft.com/office/drawing/2016/5/12/chartex" xmlns:cx7="http://schemas.microsoft.com/office/drawing/2016/5/13/chartex" xmlns:cx8="http://schemas.microsoft.com/office/drawing/2016/5/14/chartex" xmlns:mc="http://schemas.openxmlformats.org/markup-compatibility/2006" xmlns:aink="http://schemas.microsoft.com/office/drawing/2016/ink" xmlns:am3d="http://schemas.microsoft.com/office/drawing/2017/model3d" xmlns:o="urn:schemas-microsoft-com:office:office" xmlns:oel="http://schemas.microsoft.com/office/2019/extlst" xmlns:r="http://schemas.openxmlformats.org/officeDocument/2006/relationships" xmlns:m="http://schemas.openxmlformats.org/officeDocument/2006/math" xmlns:v="urn:schemas-microsoft-com:vml" xmlns:wp14="http://schemas.microsoft.com/office/word/2010/wordprocessingDrawing" xmlns:wp="http://schemas.openxmlformats.org/drawingml/2006/wordprocessingDrawing" xmlns:w10="urn:schemas-microsoft-com:office:word" xmlns:w="http://schemas.openxmlformats.org/wordprocessingml/2006/main" xmlns:w14="http://schemas.microsoft.com/office/word/2010/wordml" xmlns:w15="http://schemas.microsoft.com/office/word/2012/wordml" xmlns:w16cex="http://schemas.microsoft.com/office/word/2018/wordml/cex" xmlns:w16cid="http://schemas.microsoft.com/office/word/2016/wordml/cid" xmlns:w16="http://schemas.microsoft.com/office/word/2018/wordml" xmlns:w16du="http://schemas.microsoft.com/office/word/2023/wordml/word16du" xmlns:w16sdtdh="http://schemas.microsoft.com/office/word/2020/wordml/sdtdatahash" xmlns:w16se="http://schemas.microsoft.com/office/word/2015/wordml/symex" xmlns:wpg="http://schemas.microsoft.com/office/word/2010/wordprocessingGroup" xmlns:wpi="http://schemas.microsoft.com/office/word/2010/wordprocessingInk" xmlns:wne="http://schemas.microsoft.com/office/word/2006/wordml" xmlns:wps="http://schemas.microsoft.com/office/word/2010/wordprocessingShape" mc:Ignorable="w14 w15 w16se w16cid w16 w16cex w16sdtdh w16du wp14">
   <w:tbl>
     <w:tblPr>
       <w:tblW w:w="10438" w:type="dxa"/>
@@ -1251,25 +1199,7 @@
               <w:spacing w:val="5"/>
               <w:sz w:val="16"/>
             </w:rPr>
-            <w:t xml:space="preserve">25 </w:t>
-          </w:r>
-          <w:proofErr w:type="spellStart"/>
-          <w:r>
-            <w:rPr>
-              <w:rFonts w:eastAsia="Calibri"/>
-              <w:spacing w:val="5"/>
-              <w:sz w:val="16"/>
-            </w:rPr>
-            <w:t>Dowgate</w:t>
-          </w:r>
-          <w:proofErr w:type="spellEnd"/>
-          <w:r>
-            <w:rPr>
-              <w:rFonts w:eastAsia="Calibri"/>
-              <w:spacing w:val="5"/>
-              <w:sz w:val="16"/>
-            </w:rPr>
-            <w:t xml:space="preserve"> Hill, </w:t>
+            <w:t xml:space="preserve">25 Dowgate Hill, </w:t>
           </w:r>
           <w:r>
             <w:rPr>
@@ -1320,25 +1250,7 @@
               <w:spacing w:val="5"/>
               <w:sz w:val="16"/>
             </w:rPr>
-            <w:t xml:space="preserve">Telephone 020 7973 </w:t>
-          </w:r>
-          <w:proofErr w:type="gramStart"/>
-          <w:r>
-            <w:rPr>
-              <w:rFonts w:eastAsia="Calibri"/>
-              <w:spacing w:val="5"/>
-              <w:sz w:val="16"/>
-            </w:rPr>
-            <w:t>3700  Facsimile</w:t>
-          </w:r>
-          <w:proofErr w:type="gramEnd"/>
-          <w:r>
-            <w:rPr>
-              <w:rFonts w:eastAsia="Calibri"/>
-              <w:spacing w:val="5"/>
-              <w:sz w:val="16"/>
-            </w:rPr>
-            <w:t xml:space="preserve"> 020 7973 3001</w:t>
+            <w:t>Telephone 020 7973 3700  Facsimile 020 7973 3001</w:t>
           </w:r>
         </w:p>
         <w:p>
@@ -1451,7 +1363,7 @@
 </file>
 
 <file path=word/footnotes.xml><?xml version="1.0" encoding="utf-8"?>
-<w:footnotes xmlns:wpc="http://schemas.microsoft.com/office/word/2010/wordprocessingCanvas" xmlns:cx="http://schemas.microsoft.com/office/drawing/2014/chartex" xmlns:cx1="http://schemas.microsoft.com/office/drawing/2015/9/8/chartex" xmlns:cx2="http://schemas.microsoft.com/office/drawing/2015/10/21/chartex" xmlns:cx3="http://schemas.microsoft.com/office/drawing/2016/5/9/chartex" xmlns:cx4="http://schemas.microsoft.com/office/drawing/2016/5/10/chartex" xmlns:cx5="http://schemas.microsoft.com/office/drawing/2016/5/11/chartex" xmlns:cx6="http://schemas.microsoft.com/office/drawing/2016/5/12/chartex" xmlns:cx7="http://schemas.microsoft.com/office/drawing/2016/5/13/chartex" xmlns:cx8="http://schemas.microsoft.com/office/drawing/2016/5/14/chartex" xmlns:mc="http://schemas.openxmlformats.org/markup-compatibility/2006" xmlns:aink="http://schemas.microsoft.com/office/drawing/2016/ink" xmlns:am3d="http://schemas.microsoft.com/office/drawing/2017/model3d" xmlns:o="urn:schemas-microsoft-com:office:office" xmlns:oel="http://schemas.microsoft.com/office/2019/extlst" xmlns:r="http://schemas.openxmlformats.org/officeDocument/2006/relationships" xmlns:m="http://schemas.openxmlformats.org/officeDocument/2006/math" xmlns:v="urn:schemas-microsoft-com:vml" xmlns:wp14="http://schemas.microsoft.com/office/word/2010/wordprocessingDrawing" xmlns:wp="http://schemas.openxmlformats.org/drawingml/2006/wordprocessingDrawing" xmlns:w10="urn:schemas-microsoft-com:office:word" xmlns:w="http://schemas.openxmlformats.org/wordprocessingml/2006/main" xmlns:w14="http://schemas.microsoft.com/office/word/2010/wordml" xmlns:w15="http://schemas.microsoft.com/office/word/2012/wordml" xmlns:w16cex="http://schemas.microsoft.com/office/word/2018/wordml/cex" xmlns:w16cid="http://schemas.microsoft.com/office/word/2016/wordml/cid" xmlns:w16="http://schemas.microsoft.com/office/word/2018/wordml" xmlns:w16sdtdh="http://schemas.microsoft.com/office/word/2020/wordml/sdtdatahash" xmlns:w16se="http://schemas.microsoft.com/office/word/2015/wordml/symex" xmlns:wpg="http://schemas.microsoft.com/office/word/2010/wordprocessingGroup" xmlns:wpi="http://schemas.microsoft.com/office/word/2010/wordprocessingInk" xmlns:wne="http://schemas.microsoft.com/office/word/2006/wordml" xmlns:wps="http://schemas.microsoft.com/office/word/2010/wordprocessingShape" mc:Ignorable="w14 w15 w16se w16cid w16 w16cex w16sdtdh wp14">
+<w:footnotes xmlns:wpc="http://schemas.microsoft.com/office/word/2010/wordprocessingCanvas" xmlns:cx="http://schemas.microsoft.com/office/drawing/2014/chartex" xmlns:cx1="http://schemas.microsoft.com/office/drawing/2015/9/8/chartex" xmlns:cx2="http://schemas.microsoft.com/office/drawing/2015/10/21/chartex" xmlns:cx3="http://schemas.microsoft.com/office/drawing/2016/5/9/chartex" xmlns:cx4="http://schemas.microsoft.com/office/drawing/2016/5/10/chartex" xmlns:cx5="http://schemas.microsoft.com/office/drawing/2016/5/11/chartex" xmlns:cx6="http://schemas.microsoft.com/office/drawing/2016/5/12/chartex" xmlns:cx7="http://schemas.microsoft.com/office/drawing/2016/5/13/chartex" xmlns:cx8="http://schemas.microsoft.com/office/drawing/2016/5/14/chartex" xmlns:mc="http://schemas.openxmlformats.org/markup-compatibility/2006" xmlns:aink="http://schemas.microsoft.com/office/drawing/2016/ink" xmlns:am3d="http://schemas.microsoft.com/office/drawing/2017/model3d" xmlns:o="urn:schemas-microsoft-com:office:office" xmlns:oel="http://schemas.microsoft.com/office/2019/extlst" xmlns:r="http://schemas.openxmlformats.org/officeDocument/2006/relationships" xmlns:m="http://schemas.openxmlformats.org/officeDocument/2006/math" xmlns:v="urn:schemas-microsoft-com:vml" xmlns:wp14="http://schemas.microsoft.com/office/word/2010/wordprocessingDrawing" xmlns:wp="http://schemas.openxmlformats.org/drawingml/2006/wordprocessingDrawing" xmlns:w10="urn:schemas-microsoft-com:office:word" xmlns:w="http://schemas.openxmlformats.org/wordprocessingml/2006/main" xmlns:w14="http://schemas.microsoft.com/office/word/2010/wordml" xmlns:w15="http://schemas.microsoft.com/office/word/2012/wordml" xmlns:w16cex="http://schemas.microsoft.com/office/word/2018/wordml/cex" xmlns:w16cid="http://schemas.microsoft.com/office/word/2016/wordml/cid" xmlns:w16="http://schemas.microsoft.com/office/word/2018/wordml" xmlns:w16du="http://schemas.microsoft.com/office/word/2023/wordml/word16du" xmlns:w16sdtdh="http://schemas.microsoft.com/office/word/2020/wordml/sdtdatahash" xmlns:w16se="http://schemas.microsoft.com/office/word/2015/wordml/symex" xmlns:wpg="http://schemas.microsoft.com/office/word/2010/wordprocessingGroup" xmlns:wpi="http://schemas.microsoft.com/office/word/2010/wordprocessingInk" xmlns:wne="http://schemas.microsoft.com/office/word/2006/wordml" xmlns:wps="http://schemas.microsoft.com/office/word/2010/wordprocessingShape" mc:Ignorable="w14 w15 w16se w16cid w16 w16cex w16sdtdh w16du wp14">
   <w:footnote w:type="separator" w:id="-1">
     <w:p>
       <w:pPr>
@@ -1476,7 +1388,7 @@
 </file>
 
 <file path=word/header1.xml><?xml version="1.0" encoding="utf-8"?>
-<w:hdr xmlns:wpc="http://schemas.microsoft.com/office/word/2010/wordprocessingCanvas" xmlns:cx="http://schemas.microsoft.com/office/drawing/2014/chartex" xmlns:cx1="http://schemas.microsoft.com/office/drawing/2015/9/8/chartex" xmlns:cx2="http://schemas.microsoft.com/office/drawing/2015/10/21/chartex" xmlns:cx3="http://schemas.microsoft.com/office/drawing/2016/5/9/chartex" xmlns:cx4="http://schemas.microsoft.com/office/drawing/2016/5/10/chartex" xmlns:cx5="http://schemas.microsoft.com/office/drawing/2016/5/11/chartex" xmlns:cx6="http://schemas.microsoft.com/office/drawing/2016/5/12/chartex" xmlns:cx7="http://schemas.microsoft.com/office/drawing/2016/5/13/chartex" xmlns:cx8="http://schemas.microsoft.com/office/drawing/2016/5/14/chartex" xmlns:mc="http://schemas.openxmlformats.org/markup-compatibility/2006" xmlns:aink="http://schemas.microsoft.com/office/drawing/2016/ink" xmlns:am3d="http://schemas.microsoft.com/office/drawing/2017/model3d" xmlns:o="urn:schemas-microsoft-com:office:office" xmlns:oel="http://schemas.microsoft.com/office/2019/extlst" xmlns:r="http://schemas.openxmlformats.org/officeDocument/2006/relationships" xmlns:m="http://schemas.openxmlformats.org/officeDocument/2006/math" xmlns:v="urn:schemas-microsoft-com:vml" xmlns:wp14="http://schemas.microsoft.com/office/word/2010/wordprocessingDrawing" xmlns:wp="http://schemas.openxmlformats.org/drawingml/2006/wordprocessingDrawing" xmlns:w10="urn:schemas-microsoft-com:office:word" xmlns:w="http://schemas.openxmlformats.org/wordprocessingml/2006/main" xmlns:w14="http://schemas.microsoft.com/office/word/2010/wordml" xmlns:w15="http://schemas.microsoft.com/office/word/2012/wordml" xmlns:w16cex="http://schemas.microsoft.com/office/word/2018/wordml/cex" xmlns:w16cid="http://schemas.microsoft.com/office/word/2016/wordml/cid" xmlns:w16="http://schemas.microsoft.com/office/word/2018/wordml" xmlns:w16sdtdh="http://schemas.microsoft.com/office/word/2020/wordml/sdtdatahash" xmlns:w16se="http://schemas.microsoft.com/office/word/2015/wordml/symex" xmlns:wpg="http://schemas.microsoft.com/office/word/2010/wordprocessingGroup" xmlns:wpi="http://schemas.microsoft.com/office/word/2010/wordprocessingInk" xmlns:wne="http://schemas.microsoft.com/office/word/2006/wordml" xmlns:wps="http://schemas.microsoft.com/office/word/2010/wordprocessingShape" mc:Ignorable="w14 w15 w16se w16cid w16 w16cex w16sdtdh wp14">
+<w:hdr xmlns:wpc="http://schemas.microsoft.com/office/word/2010/wordprocessingCanvas" xmlns:cx="http://schemas.microsoft.com/office/drawing/2014/chartex" xmlns:cx1="http://schemas.microsoft.com/office/drawing/2015/9/8/chartex" xmlns:cx2="http://schemas.microsoft.com/office/drawing/2015/10/21/chartex" xmlns:cx3="http://schemas.microsoft.com/office/drawing/2016/5/9/chartex" xmlns:cx4="http://schemas.microsoft.com/office/drawing/2016/5/10/chartex" xmlns:cx5="http://schemas.microsoft.com/office/drawing/2016/5/11/chartex" xmlns:cx6="http://schemas.microsoft.com/office/drawing/2016/5/12/chartex" xmlns:cx7="http://schemas.microsoft.com/office/drawing/2016/5/13/chartex" xmlns:cx8="http://schemas.microsoft.com/office/drawing/2016/5/14/chartex" xmlns:mc="http://schemas.openxmlformats.org/markup-compatibility/2006" xmlns:aink="http://schemas.microsoft.com/office/drawing/2016/ink" xmlns:am3d="http://schemas.microsoft.com/office/drawing/2017/model3d" xmlns:o="urn:schemas-microsoft-com:office:office" xmlns:oel="http://schemas.microsoft.com/office/2019/extlst" xmlns:r="http://schemas.openxmlformats.org/officeDocument/2006/relationships" xmlns:m="http://schemas.openxmlformats.org/officeDocument/2006/math" xmlns:v="urn:schemas-microsoft-com:vml" xmlns:wp14="http://schemas.microsoft.com/office/word/2010/wordprocessingDrawing" xmlns:wp="http://schemas.openxmlformats.org/drawingml/2006/wordprocessingDrawing" xmlns:w10="urn:schemas-microsoft-com:office:word" xmlns:w="http://schemas.openxmlformats.org/wordprocessingml/2006/main" xmlns:w14="http://schemas.microsoft.com/office/word/2010/wordml" xmlns:w15="http://schemas.microsoft.com/office/word/2012/wordml" xmlns:w16cex="http://schemas.microsoft.com/office/word/2018/wordml/cex" xmlns:w16cid="http://schemas.microsoft.com/office/word/2016/wordml/cid" xmlns:w16="http://schemas.microsoft.com/office/word/2018/wordml" xmlns:w16du="http://schemas.microsoft.com/office/word/2023/wordml/word16du" xmlns:w16sdtdh="http://schemas.microsoft.com/office/word/2020/wordml/sdtdatahash" xmlns:w16se="http://schemas.microsoft.com/office/word/2015/wordml/symex" xmlns:wpg="http://schemas.microsoft.com/office/word/2010/wordprocessingGroup" xmlns:wpi="http://schemas.microsoft.com/office/word/2010/wordprocessingInk" xmlns:wne="http://schemas.microsoft.com/office/word/2006/wordml" xmlns:wps="http://schemas.microsoft.com/office/word/2010/wordprocessingShape" mc:Ignorable="w14 w15 w16se w16cid w16 w16cex w16sdtdh w16du wp14">
   <w:p>
     <w:pPr>
       <w:pStyle w:val="Header"/>
@@ -1486,7 +1398,7 @@
 </file>
 
 <file path=word/header2.xml><?xml version="1.0" encoding="utf-8"?>
-<w:hdr xmlns:wpc="http://schemas.microsoft.com/office/word/2010/wordprocessingCanvas" xmlns:cx="http://schemas.microsoft.com/office/drawing/2014/chartex" xmlns:cx1="http://schemas.microsoft.com/office/drawing/2015/9/8/chartex" xmlns:cx2="http://schemas.microsoft.com/office/drawing/2015/10/21/chartex" xmlns:cx3="http://schemas.microsoft.com/office/drawing/2016/5/9/chartex" xmlns:cx4="http://schemas.microsoft.com/office/drawing/2016/5/10/chartex" xmlns:cx5="http://schemas.microsoft.com/office/drawing/2016/5/11/chartex" xmlns:cx6="http://schemas.microsoft.com/office/drawing/2016/5/12/chartex" xmlns:cx7="http://schemas.microsoft.com/office/drawing/2016/5/13/chartex" xmlns:cx8="http://schemas.microsoft.com/office/drawing/2016/5/14/chartex" xmlns:mc="http://schemas.openxmlformats.org/markup-compatibility/2006" xmlns:aink="http://schemas.microsoft.com/office/drawing/2016/ink" xmlns:am3d="http://schemas.microsoft.com/office/drawing/2017/model3d" xmlns:o="urn:schemas-microsoft-com:office:office" xmlns:oel="http://schemas.microsoft.com/office/2019/extlst" xmlns:r="http://schemas.openxmlformats.org/officeDocument/2006/relationships" xmlns:m="http://schemas.openxmlformats.org/officeDocument/2006/math" xmlns:v="urn:schemas-microsoft-com:vml" xmlns:wp14="http://schemas.microsoft.com/office/word/2010/wordprocessingDrawing" xmlns:wp="http://schemas.openxmlformats.org/drawingml/2006/wordprocessingDrawing" xmlns:w10="urn:schemas-microsoft-com:office:word" xmlns:w="http://schemas.openxmlformats.org/wordprocessingml/2006/main" xmlns:w14="http://schemas.microsoft.com/office/word/2010/wordml" xmlns:w15="http://schemas.microsoft.com/office/word/2012/wordml" xmlns:w16cex="http://schemas.microsoft.com/office/word/2018/wordml/cex" xmlns:w16cid="http://schemas.microsoft.com/office/word/2016/wordml/cid" xmlns:w16="http://schemas.microsoft.com/office/word/2018/wordml" xmlns:w16sdtdh="http://schemas.microsoft.com/office/word/2020/wordml/sdtdatahash" xmlns:w16se="http://schemas.microsoft.com/office/word/2015/wordml/symex" xmlns:wpg="http://schemas.microsoft.com/office/word/2010/wordprocessingGroup" xmlns:wpi="http://schemas.microsoft.com/office/word/2010/wordprocessingInk" xmlns:wne="http://schemas.microsoft.com/office/word/2006/wordml" xmlns:wps="http://schemas.microsoft.com/office/word/2010/wordprocessingShape" mc:Ignorable="w14 w15 w16se w16cid w16 w16cex w16sdtdh wp14">
+<w:hdr xmlns:wpc="http://schemas.microsoft.com/office/word/2010/wordprocessingCanvas" xmlns:cx="http://schemas.microsoft.com/office/drawing/2014/chartex" xmlns:cx1="http://schemas.microsoft.com/office/drawing/2015/9/8/chartex" xmlns:cx2="http://schemas.microsoft.com/office/drawing/2015/10/21/chartex" xmlns:cx3="http://schemas.microsoft.com/office/drawing/2016/5/9/chartex" xmlns:cx4="http://schemas.microsoft.com/office/drawing/2016/5/10/chartex" xmlns:cx5="http://schemas.microsoft.com/office/drawing/2016/5/11/chartex" xmlns:cx6="http://schemas.microsoft.com/office/drawing/2016/5/12/chartex" xmlns:cx7="http://schemas.microsoft.com/office/drawing/2016/5/13/chartex" xmlns:cx8="http://schemas.microsoft.com/office/drawing/2016/5/14/chartex" xmlns:mc="http://schemas.openxmlformats.org/markup-compatibility/2006" xmlns:aink="http://schemas.microsoft.com/office/drawing/2016/ink" xmlns:am3d="http://schemas.microsoft.com/office/drawing/2017/model3d" xmlns:o="urn:schemas-microsoft-com:office:office" xmlns:oel="http://schemas.microsoft.com/office/2019/extlst" xmlns:r="http://schemas.openxmlformats.org/officeDocument/2006/relationships" xmlns:m="http://schemas.openxmlformats.org/officeDocument/2006/math" xmlns:v="urn:schemas-microsoft-com:vml" xmlns:wp14="http://schemas.microsoft.com/office/word/2010/wordprocessingDrawing" xmlns:wp="http://schemas.openxmlformats.org/drawingml/2006/wordprocessingDrawing" xmlns:w10="urn:schemas-microsoft-com:office:word" xmlns:w="http://schemas.openxmlformats.org/wordprocessingml/2006/main" xmlns:w14="http://schemas.microsoft.com/office/word/2010/wordml" xmlns:w15="http://schemas.microsoft.com/office/word/2012/wordml" xmlns:w16cex="http://schemas.microsoft.com/office/word/2018/wordml/cex" xmlns:w16cid="http://schemas.microsoft.com/office/word/2016/wordml/cid" xmlns:w16="http://schemas.microsoft.com/office/word/2018/wordml" xmlns:w16du="http://schemas.microsoft.com/office/word/2023/wordml/word16du" xmlns:w16sdtdh="http://schemas.microsoft.com/office/word/2020/wordml/sdtdatahash" xmlns:w16se="http://schemas.microsoft.com/office/word/2015/wordml/symex" xmlns:wpg="http://schemas.microsoft.com/office/word/2010/wordprocessingGroup" xmlns:wpi="http://schemas.microsoft.com/office/word/2010/wordprocessingInk" xmlns:wne="http://schemas.microsoft.com/office/word/2006/wordml" xmlns:wps="http://schemas.microsoft.com/office/word/2010/wordprocessingShape" mc:Ignorable="w14 w15 w16se w16cid w16 w16cex w16sdtdh w16du wp14">
   <w:p>
     <w:pPr>
       <w:pStyle w:val="Header"/>
@@ -1496,7 +1408,7 @@
 </file>
 
 <file path=word/header3.xml><?xml version="1.0" encoding="utf-8"?>
-<w:hdr xmlns:wpc="http://schemas.microsoft.com/office/word/2010/wordprocessingCanvas" xmlns:cx="http://schemas.microsoft.com/office/drawing/2014/chartex" xmlns:cx1="http://schemas.microsoft.com/office/drawing/2015/9/8/chartex" xmlns:cx2="http://schemas.microsoft.com/office/drawing/2015/10/21/chartex" xmlns:cx3="http://schemas.microsoft.com/office/drawing/2016/5/9/chartex" xmlns:cx4="http://schemas.microsoft.com/office/drawing/2016/5/10/chartex" xmlns:cx5="http://schemas.microsoft.com/office/drawing/2016/5/11/chartex" xmlns:cx6="http://schemas.microsoft.com/office/drawing/2016/5/12/chartex" xmlns:cx7="http://schemas.microsoft.com/office/drawing/2016/5/13/chartex" xmlns:cx8="http://schemas.microsoft.com/office/drawing/2016/5/14/chartex" xmlns:mc="http://schemas.openxmlformats.org/markup-compatibility/2006" xmlns:aink="http://schemas.microsoft.com/office/drawing/2016/ink" xmlns:am3d="http://schemas.microsoft.com/office/drawing/2017/model3d" xmlns:o="urn:schemas-microsoft-com:office:office" xmlns:oel="http://schemas.microsoft.com/office/2019/extlst" xmlns:r="http://schemas.openxmlformats.org/officeDocument/2006/relationships" xmlns:m="http://schemas.openxmlformats.org/officeDocument/2006/math" xmlns:v="urn:schemas-microsoft-com:vml" xmlns:wp14="http://schemas.microsoft.com/office/word/2010/wordprocessingDrawing" xmlns:wp="http://schemas.openxmlformats.org/drawingml/2006/wordprocessingDrawing" xmlns:w10="urn:schemas-microsoft-com:office:word" xmlns:w="http://schemas.openxmlformats.org/wordprocessingml/2006/main" xmlns:w14="http://schemas.microsoft.com/office/word/2010/wordml" xmlns:w15="http://schemas.microsoft.com/office/word/2012/wordml" xmlns:w16cex="http://schemas.microsoft.com/office/word/2018/wordml/cex" xmlns:w16cid="http://schemas.microsoft.com/office/word/2016/wordml/cid" xmlns:w16="http://schemas.microsoft.com/office/word/2018/wordml" xmlns:w16sdtdh="http://schemas.microsoft.com/office/word/2020/wordml/sdtdatahash" xmlns:w16se="http://schemas.microsoft.com/office/word/2015/wordml/symex" xmlns:wpg="http://schemas.microsoft.com/office/word/2010/wordprocessingGroup" xmlns:wpi="http://schemas.microsoft.com/office/word/2010/wordprocessingInk" xmlns:wne="http://schemas.microsoft.com/office/word/2006/wordml" xmlns:wps="http://schemas.microsoft.com/office/word/2010/wordprocessingShape" mc:Ignorable="w14 w15 w16se w16cid w16 w16cex w16sdtdh wp14">
+<w:hdr xmlns:wpc="http://schemas.microsoft.com/office/word/2010/wordprocessingCanvas" xmlns:cx="http://schemas.microsoft.com/office/drawing/2014/chartex" xmlns:cx1="http://schemas.microsoft.com/office/drawing/2015/9/8/chartex" xmlns:cx2="http://schemas.microsoft.com/office/drawing/2015/10/21/chartex" xmlns:cx3="http://schemas.microsoft.com/office/drawing/2016/5/9/chartex" xmlns:cx4="http://schemas.microsoft.com/office/drawing/2016/5/10/chartex" xmlns:cx5="http://schemas.microsoft.com/office/drawing/2016/5/11/chartex" xmlns:cx6="http://schemas.microsoft.com/office/drawing/2016/5/12/chartex" xmlns:cx7="http://schemas.microsoft.com/office/drawing/2016/5/13/chartex" xmlns:cx8="http://schemas.microsoft.com/office/drawing/2016/5/14/chartex" xmlns:mc="http://schemas.openxmlformats.org/markup-compatibility/2006" xmlns:aink="http://schemas.microsoft.com/office/drawing/2016/ink" xmlns:am3d="http://schemas.microsoft.com/office/drawing/2017/model3d" xmlns:o="urn:schemas-microsoft-com:office:office" xmlns:oel="http://schemas.microsoft.com/office/2019/extlst" xmlns:r="http://schemas.openxmlformats.org/officeDocument/2006/relationships" xmlns:m="http://schemas.openxmlformats.org/officeDocument/2006/math" xmlns:v="urn:schemas-microsoft-com:vml" xmlns:wp14="http://schemas.microsoft.com/office/word/2010/wordprocessingDrawing" xmlns:wp="http://schemas.openxmlformats.org/drawingml/2006/wordprocessingDrawing" xmlns:w10="urn:schemas-microsoft-com:office:word" xmlns:w="http://schemas.openxmlformats.org/wordprocessingml/2006/main" xmlns:w14="http://schemas.microsoft.com/office/word/2010/wordml" xmlns:w15="http://schemas.microsoft.com/office/word/2012/wordml" xmlns:w16cex="http://schemas.microsoft.com/office/word/2018/wordml/cex" xmlns:w16cid="http://schemas.microsoft.com/office/word/2016/wordml/cid" xmlns:w16="http://schemas.microsoft.com/office/word/2018/wordml" xmlns:w16du="http://schemas.microsoft.com/office/word/2023/wordml/word16du" xmlns:w16sdtdh="http://schemas.microsoft.com/office/word/2020/wordml/sdtdatahash" xmlns:w16se="http://schemas.microsoft.com/office/word/2015/wordml/symex" xmlns:wpg="http://schemas.microsoft.com/office/word/2010/wordprocessingGroup" xmlns:wpi="http://schemas.microsoft.com/office/word/2010/wordprocessingInk" xmlns:wne="http://schemas.microsoft.com/office/word/2006/wordml" xmlns:wps="http://schemas.microsoft.com/office/word/2010/wordprocessingShape" mc:Ignorable="w14 w15 w16se w16cid w16 w16cex w16sdtdh w16du wp14">
   <w:p>
     <w:pPr>
       <w:pStyle w:val="Header"/>
@@ -1506,7 +1418,7 @@
 </file>
 
 <file path=word/styles.xml><?xml version="1.0" encoding="utf-8"?>
-<w:styles xmlns:mc="http://schemas.openxmlformats.org/markup-compatibility/2006" xmlns:r="http://schemas.openxmlformats.org/officeDocument/2006/relationships" xmlns:w="http://schemas.openxmlformats.org/wordprocessingml/2006/main" xmlns:w14="http://schemas.microsoft.com/office/word/2010/wordml" xmlns:w15="http://schemas.microsoft.com/office/word/2012/wordml" xmlns:w16cex="http://schemas.microsoft.com/office/word/2018/wordml/cex" xmlns:w16cid="http://schemas.microsoft.com/office/word/2016/wordml/cid" xmlns:w16="http://schemas.microsoft.com/office/word/2018/wordml" xmlns:w16sdtdh="http://schemas.microsoft.com/office/word/2020/wordml/sdtdatahash" xmlns:w16se="http://schemas.microsoft.com/office/word/2015/wordml/symex" mc:Ignorable="w14 w15 w16se w16cid w16 w16cex w16sdtdh">
+<w:styles xmlns:mc="http://schemas.openxmlformats.org/markup-compatibility/2006" xmlns:r="http://schemas.openxmlformats.org/officeDocument/2006/relationships" xmlns:w="http://schemas.openxmlformats.org/wordprocessingml/2006/main" xmlns:w14="http://schemas.microsoft.com/office/word/2010/wordml" xmlns:w15="http://schemas.microsoft.com/office/word/2012/wordml" xmlns:w16cex="http://schemas.microsoft.com/office/word/2018/wordml/cex" xmlns:w16cid="http://schemas.microsoft.com/office/word/2016/wordml/cid" xmlns:w16="http://schemas.microsoft.com/office/word/2018/wordml" xmlns:w16du="http://schemas.microsoft.com/office/word/2023/wordml/word16du" xmlns:w16sdtdh="http://schemas.microsoft.com/office/word/2020/wordml/sdtdatahash" xmlns:w16se="http://schemas.microsoft.com/office/word/2015/wordml/symex" mc:Ignorable="w14 w15 w16se w16cid w16 w16cex w16sdtdh w16du">
   <w:docDefaults>
     <w:rPrDefault>
       <w:rPr>
@@ -2420,6 +2332,15 @@
 </file>
 
 <file path=customXml/item2.xml><?xml version="1.0" encoding="utf-8"?>
+<?mso-contentType ?>
+<FormTemplates xmlns="http://schemas.microsoft.com/sharepoint/v3/contenttype/forms">
+  <Display>DocumentLibraryForm</Display>
+  <Edit>DocumentLibraryForm</Edit>
+  <New>DocumentLibraryForm</New>
+</FormTemplates>
+</file>
+
+<file path=customXml/item3.xml><?xml version="1.0" encoding="utf-8"?>
 <ct:contentTypeSchema xmlns:ct="http://schemas.microsoft.com/office/2006/metadata/contentType" xmlns:ma="http://schemas.microsoft.com/office/2006/metadata/properties/metaAttributes" ct:_="" ma:_="" ma:contentTypeName="Document" ma:contentTypeID="0x010100B414C6717266E74190F05281F89E6026" ma:contentTypeVersion="12" ma:contentTypeDescription="Create a new document." ma:contentTypeScope="" ma:versionID="9c5a627168d06f595f33ca24f35aedd4">
   <xsd:schema xmlns:xsd="http://www.w3.org/2001/XMLSchema" xmlns:xs="http://www.w3.org/2001/XMLSchema" xmlns:p="http://schemas.microsoft.com/office/2006/metadata/properties" xmlns:ns2="06cfe00f-839a-4df9-b5c7-4ebac7d0c360" xmlns:ns3="610ec4a7-94b8-4d25-ad4b-84626814a18d" targetNamespace="http://schemas.microsoft.com/office/2006/metadata/properties" ma:root="true" ma:fieldsID="4bcf9b8f6f85f90451be37a25cf20a3b" ns2:_="" ns3:_="">
     <xsd:import namespace="06cfe00f-839a-4df9-b5c7-4ebac7d0c360"/>
@@ -2636,15 +2557,6 @@
 </ct:contentTypeSchema>
 </file>
 
-<file path=customXml/item3.xml><?xml version="1.0" encoding="utf-8"?>
-<?mso-contentType ?>
-<FormTemplates xmlns="http://schemas.microsoft.com/sharepoint/v3/contenttype/forms">
-  <Display>DocumentLibraryForm</Display>
-  <Edit>DocumentLibraryForm</Edit>
-  <New>DocumentLibraryForm</New>
-</FormTemplates>
-</file>
-
 <file path=customXml/itemProps1.xml><?xml version="1.0" encoding="utf-8"?>
 <ds:datastoreItem xmlns:ds="http://schemas.openxmlformats.org/officeDocument/2006/customXml" ds:itemID="{2989DC44-4B13-4740-B645-639EA52BF22F}">
   <ds:schemaRefs>
@@ -2655,6 +2567,14 @@
 </file>
 
 <file path=customXml/itemProps2.xml><?xml version="1.0" encoding="utf-8"?>
+<ds:datastoreItem xmlns:ds="http://schemas.openxmlformats.org/officeDocument/2006/customXml" ds:itemID="{2E67EADA-41D7-4716-8F6B-E695B1A8DB66}">
+  <ds:schemaRefs>
+    <ds:schemaRef ds:uri="http://schemas.microsoft.com/sharepoint/v3/contenttype/forms"/>
+  </ds:schemaRefs>
+</ds:datastoreItem>
+</file>
+
+<file path=customXml/itemProps3.xml><?xml version="1.0" encoding="utf-8"?>
 <ds:datastoreItem xmlns:ds="http://schemas.openxmlformats.org/officeDocument/2006/customXml" ds:itemID="{FF23F6D9-7316-44BD-8C6C-8D6E52C88784}">
   <ds:schemaRefs>
     <ds:schemaRef ds:uri="http://schemas.microsoft.com/office/2006/metadata/contentType"/>
@@ -2671,12 +2591,4 @@
     <ds:schemaRef ds:uri="http://schemas.microsoft.com/internal/obd"/>
   </ds:schemaRefs>
 </ds:datastoreItem>
-</file>
-
-<file path=customXml/itemProps3.xml><?xml version="1.0" encoding="utf-8"?>
-<ds:datastoreItem xmlns:ds="http://schemas.openxmlformats.org/officeDocument/2006/customXml" ds:itemID="{2E67EADA-41D7-4716-8F6B-E695B1A8DB66}">
-  <ds:schemaRefs>
-    <ds:schemaRef ds:uri="http://schemas.microsoft.com/sharepoint/v3/contenttype/forms"/>
-  </ds:schemaRefs>
-</ds:datastoreItem>
 </file>
--- a/arches_her/docx/WSI Amend Letter.docx
+++ b/arches_her/docx/WSI Amend Letter.docx
@@ -23,13 +23,13 @@
         <w:tblLook w:val="04A0" w:firstRow="1" w:lastRow="0" w:firstColumn="1" w:lastColumn="0" w:noHBand="0" w:noVBand="1"/>
       </w:tblPr>
       <w:tblGrid>
-        <w:gridCol w:w="6384"/>
-        <w:gridCol w:w="3681"/>
+        <w:gridCol w:w="6301"/>
+        <w:gridCol w:w="3764"/>
       </w:tblGrid>
       <w:tr>
         <w:tc>
           <w:tcPr>
-            <w:tcW w:w="6384" w:type="dxa"/>
+            <w:tcW w:w="6301" w:type="dxa"/>
           </w:tcPr>
           <w:p>
             <w:pPr>
@@ -44,7 +44,7 @@
         </w:tc>
         <w:tc>
           <w:tcPr>
-            <w:tcW w:w="3681" w:type="dxa"/>
+            <w:tcW w:w="3764" w:type="dxa"/>
           </w:tcPr>
           <w:p>
             <w:pPr>
@@ -61,7 +61,7 @@
       <w:tr>
         <w:tc>
           <w:tcPr>
-            <w:tcW w:w="6384" w:type="dxa"/>
+            <w:tcW w:w="6301" w:type="dxa"/>
           </w:tcPr>
           <w:p>
             <w:pPr>
@@ -82,7 +82,7 @@
         </w:tc>
         <w:tc>
           <w:tcPr>
-            <w:tcW w:w="3681" w:type="dxa"/>
+            <w:tcW w:w="3764" w:type="dxa"/>
           </w:tcPr>
           <w:p>
             <w:pPr>
@@ -105,7 +105,7 @@
       <w:tr>
         <w:tc>
           <w:tcPr>
-            <w:tcW w:w="6384" w:type="dxa"/>
+            <w:tcW w:w="6301" w:type="dxa"/>
           </w:tcPr>
           <w:p>
             <w:pPr>
@@ -126,7 +126,7 @@
         </w:tc>
         <w:tc>
           <w:tcPr>
-            <w:tcW w:w="3681" w:type="dxa"/>
+            <w:tcW w:w="3764" w:type="dxa"/>
           </w:tcPr>
           <w:p>
             <w:pPr>
@@ -149,7 +149,7 @@
       <w:tr>
         <w:tc>
           <w:tcPr>
-            <w:tcW w:w="6384" w:type="dxa"/>
+            <w:tcW w:w="6301" w:type="dxa"/>
           </w:tcPr>
           <w:p>
             <w:pPr>
@@ -164,7 +164,7 @@
         </w:tc>
         <w:tc>
           <w:tcPr>
-            <w:tcW w:w="3681" w:type="dxa"/>
+            <w:tcW w:w="3764" w:type="dxa"/>
           </w:tcPr>
           <w:p>
             <w:pPr>
@@ -181,7 +181,7 @@
       <w:tr>
         <w:tc>
           <w:tcPr>
-            <w:tcW w:w="6384" w:type="dxa"/>
+            <w:tcW w:w="6301" w:type="dxa"/>
           </w:tcPr>
           <w:p>
             <w:pPr>
@@ -196,7 +196,7 @@
         </w:tc>
         <w:tc>
           <w:tcPr>
-            <w:tcW w:w="3681" w:type="dxa"/>
+            <w:tcW w:w="3764" w:type="dxa"/>
           </w:tcPr>
           <w:p>
             <w:pPr>
@@ -219,7 +219,7 @@
       <w:tr>
         <w:tc>
           <w:tcPr>
-            <w:tcW w:w="6384" w:type="dxa"/>
+            <w:tcW w:w="6301" w:type="dxa"/>
           </w:tcPr>
           <w:p>
             <w:pPr>
@@ -234,7 +234,7 @@
         </w:tc>
         <w:tc>
           <w:tcPr>
-            <w:tcW w:w="3681" w:type="dxa"/>
+            <w:tcW w:w="3764" w:type="dxa"/>
           </w:tcPr>
           <w:p>
             <w:pPr>
@@ -249,7 +249,7 @@
               <w:rPr>
                 <w:rFonts w:cstheme="minorHAnsi"/>
               </w:rPr>
-              <w:t>Direct Dial: &lt;Casework Officer Number&gt;</w:t>
+              <w:t>&lt;Casework Officer Number&gt;</w:t>
             </w:r>
           </w:p>
         </w:tc>
@@ -257,7 +257,7 @@
       <w:tr>
         <w:tc>
           <w:tcPr>
-            <w:tcW w:w="6384" w:type="dxa"/>
+            <w:tcW w:w="6301" w:type="dxa"/>
           </w:tcPr>
           <w:p>
             <w:pPr>
@@ -272,7 +272,7 @@
         </w:tc>
         <w:tc>
           <w:tcPr>
-            <w:tcW w:w="3681" w:type="dxa"/>
+            <w:tcW w:w="3764" w:type="dxa"/>
           </w:tcPr>
           <w:p>
             <w:pPr>
@@ -287,9 +287,31 @@
               <w:rPr>
                 <w:rFonts w:cstheme="minorHAnsi"/>
               </w:rPr>
-              <w:t>Email: &lt;Casework Officer Email&gt;</w:t>
+              <w:t>&lt;Casework Officer Email&gt;</w:t>
             </w:r>
           </w:p>
+        </w:tc>
+      </w:tr>
+      <w:tr>
+        <w:tc>
+          <w:tcPr>
+            <w:tcW w:w="6301" w:type="dxa"/>
+          </w:tcPr>
+          <w:p>
+            <w:pPr>
+              <w:tabs>
+                <w:tab w:val="left" w:pos="5812"/>
+              </w:tabs>
+              <w:rPr>
+                <w:rFonts w:cstheme="minorHAnsi"/>
+              </w:rPr>
+            </w:pPr>
+          </w:p>
+        </w:tc>
+        <w:tc>
+          <w:tcPr>
+            <w:tcW w:w="3764" w:type="dxa"/>
+          </w:tcPr>
           <w:p>
             <w:pPr>
               <w:tabs>
@@ -313,7 +335,22 @@
               <w:rPr>
                 <w:rFonts w:cstheme="minorHAnsi"/>
               </w:rPr>
-              <w:t>&lt;Completion Date&gt;</w:t>
+              <w:t>&lt;Completion Date</w:t>
+            </w:r>
+            <w:r>
+              <w:t>||%Y-%m-%d||%d %B %Y</w:t>
+            </w:r>
+            <w:r>
+              <w:rPr>
+                <w:rFonts w:cstheme="minorHAnsi"/>
+              </w:rPr>
+              <w:t xml:space="preserve"> </w:t>
+            </w:r>
+            <w:r>
+              <w:rPr>
+                <w:rFonts w:cstheme="minorHAnsi"/>
+              </w:rPr>
+              <w:t>&gt;</w:t>
             </w:r>
           </w:p>
         </w:tc>
@@ -415,7 +452,14 @@
           <w:rFonts w:cstheme="minorHAnsi"/>
           <w:b/>
         </w:rPr>
-        <w:t>NATIONAL PLANNING POLICY FRAMEWORK 2021</w:t>
+        <w:t>NATIONAL PLANNING POLICY FRAMEWORK 202</w:t>
+      </w:r>
+      <w:r>
+        <w:rPr>
+          <w:rFonts w:cstheme="minorHAnsi"/>
+          <w:b/>
+        </w:rPr>
+        <w:t>4</w:t>
       </w:r>
     </w:p>
     <w:p>
@@ -474,12 +518,20 @@
         <w:rPr>
           <w:rFonts w:cstheme="minorHAnsi"/>
         </w:rPr>
-        <w:t>&lt;Proposal Description&gt;</w:t>
+        <w:t>&lt;Proposal Description||HTML||PLAIN&gt;</w:t>
       </w:r>
       <w:r>
         <w:rPr>
           <w:rFonts w:cstheme="minorHAnsi"/>
           <w:i/>
+        </w:rPr>
+      </w:r>
+      <w:r>
+        <w:rPr>
+          <w:rFonts w:cs="Arial"/>
+          <w:bCs/>
+          <w:i/>
+          <w:iCs/>
         </w:rPr>
       </w:r>
       <w:r>
@@ -561,7 +613,13 @@
         <w:rPr>
           <w:rFonts w:cstheme="minorHAnsi"/>
         </w:rPr>
-        <w:t>Thank you for your consultation received on &lt;Log Date&gt;.</w:t>
+        <w:t>Thank you for your consultation received on &lt;Log Date||%Y-%m-%d||%d %B %Y&gt;.</w:t>
+      </w:r>
+      <w:r/>
+      <w:r>
+        <w:rPr>
+          <w:rFonts w:cstheme="minorHAnsi"/>
+        </w:rPr>
       </w:r>
     </w:p>
     <w:p>
@@ -617,21 +675,7 @@
         <w:rPr>
           <w:rFonts w:cstheme="minorHAnsi"/>
         </w:rPr>
-        <w:t xml:space="preserve">Having considered the submitted document I consider that it requires amendment to accord with relevant standards and guidance and that the following changes should be made before it is approved as </w:t>
-      </w:r>
-      <w:proofErr w:type="gramStart"/>
-      <w:r>
-        <w:rPr>
-          <w:rFonts w:cstheme="minorHAnsi"/>
-        </w:rPr>
-        <w:t>being in compliance with</w:t>
-      </w:r>
-      <w:proofErr w:type="gramEnd"/>
-      <w:r>
-        <w:rPr>
-          <w:rFonts w:cstheme="minorHAnsi"/>
-        </w:rPr>
-        <w:t xml:space="preserve"> the condition:</w:t>
+        <w:t>Having considered the submitted document I consider that it requires amendment to accord with relevant standards and guidance and that the following changes should be made before it is approved as being in compliance with the condition:</w:t>
       </w:r>
     </w:p>
     <w:p>
@@ -644,6 +688,22 @@
           <w:rFonts w:cstheme="minorHAnsi"/>
         </w:rPr>
       </w:pPr>
+      <w:r>
+        <w:rPr>
+          <w:rFonts w:cstheme="minorHAnsi"/>
+        </w:rPr>
+        <w:t>&lt;Assessment of Significance&gt;</w:t>
+      </w:r>
+      <w:r>
+        <w:rPr>
+          <w:rFonts w:cstheme="minorHAnsi"/>
+        </w:rPr>
+      </w:r>
+      <w:r>
+        <w:rPr>
+          <w:rFonts w:cstheme="minorHAnsi"/>
+        </w:rPr>
+      </w:r>
     </w:p>
     <w:p>
       <w:pPr>
@@ -659,7 +719,13 @@
         <w:rPr>
           <w:rFonts w:cstheme="minorHAnsi"/>
         </w:rPr>
-        <w:t>&lt;Condition Type&gt;</w:t>
+        <w:t>Further information on archaeology and planning in Greater London is available on the Historic England website</w:t>
+      </w:r>
+      <w:r>
+        <w:rPr>
+          <w:rFonts w:cstheme="minorHAnsi"/>
+        </w:rPr>
+        <w:t>.</w:t>
       </w:r>
     </w:p>
     <w:p>
@@ -672,12 +738,6 @@
           <w:rFonts w:cstheme="minorHAnsi"/>
         </w:rPr>
       </w:pPr>
-      <w:r>
-        <w:rPr>
-          <w:rFonts w:cstheme="minorHAnsi"/>
-        </w:rPr>
-        <w:t>&lt;Condition&gt;</w:t>
-      </w:r>
     </w:p>
     <w:p>
       <w:pPr>
@@ -689,6 +749,12 @@
           <w:rFonts w:cstheme="minorHAnsi"/>
         </w:rPr>
       </w:pPr>
+      <w:r>
+        <w:rPr>
+          <w:rFonts w:cstheme="minorHAnsi"/>
+        </w:rPr>
+        <w:t>Once a revised written scheme is approved, the start date when known should be communicated by the archaeological practice to me.  I will conduct monitoring visits on your behalf.</w:t>
+      </w:r>
     </w:p>
     <w:p>
       <w:pPr>
@@ -700,12 +766,6 @@
           <w:rFonts w:cstheme="minorHAnsi"/>
         </w:rPr>
       </w:pPr>
-      <w:r>
-        <w:rPr>
-          <w:rFonts w:cstheme="minorHAnsi"/>
-        </w:rPr>
-        <w:t>Further information on archaeology and planning in Greater London is available on the Historic England website</w:t>
-      </w:r>
     </w:p>
     <w:p>
       <w:pPr>
@@ -717,6 +777,12 @@
           <w:rFonts w:cstheme="minorHAnsi"/>
         </w:rPr>
       </w:pPr>
+      <w:r>
+        <w:rPr>
+          <w:rFonts w:cstheme="minorHAnsi"/>
+        </w:rPr>
+        <w:t>The archaeological condition will not be fully satisfied until all works are complete and any post-excavation assessment/analysis leading to publication has been agreed.</w:t>
+      </w:r>
     </w:p>
     <w:p>
       <w:pPr>
@@ -728,12 +794,6 @@
           <w:rFonts w:cstheme="minorHAnsi"/>
         </w:rPr>
       </w:pPr>
-      <w:r>
-        <w:rPr>
-          <w:rFonts w:cstheme="minorHAnsi"/>
-        </w:rPr>
-        <w:t>Once a revised written scheme is approved, the start date when known should be communicated by the archaeological practice to me.  I will conduct monitoring visits on your behalf.</w:t>
-      </w:r>
     </w:p>
     <w:p>
       <w:pPr>
@@ -745,6 +805,13 @@
           <w:rFonts w:cstheme="minorHAnsi"/>
         </w:rPr>
       </w:pPr>
+      <w:r>
+        <w:rPr>
+          <w:rFonts w:cstheme="minorHAnsi"/>
+        </w:rPr>
+        <w:lastRenderedPageBreak/>
+        <w:t>This response relates solely to archaeological issues.</w:t>
+      </w:r>
     </w:p>
     <w:p>
       <w:pPr>
@@ -754,14 +821,10 @@
         <w:spacing w:after="0" w:line="240" w:lineRule="auto"/>
         <w:rPr>
           <w:rFonts w:cstheme="minorHAnsi"/>
-        </w:rPr>
-      </w:pPr>
-      <w:r>
-        <w:rPr>
-          <w:rFonts w:cstheme="minorHAnsi"/>
-        </w:rPr>
-        <w:t>The archaeological condition will not be fully satisfied until all works are complete and any post-excavation assessment/analysis leading to publication has been agreed.</w:t>
-      </w:r>
+          <w:b/>
+          <w:u w:val="single"/>
+        </w:rPr>
+      </w:pPr>
     </w:p>
     <w:p>
       <w:pPr>
@@ -773,6 +836,12 @@
           <w:rFonts w:cstheme="minorHAnsi"/>
         </w:rPr>
       </w:pPr>
+      <w:r>
+        <w:rPr>
+          <w:rFonts w:cstheme="minorHAnsi"/>
+        </w:rPr>
+        <w:t>Yours sincerely</w:t>
+      </w:r>
     </w:p>
     <w:p>
       <w:pPr>
@@ -784,12 +853,6 @@
           <w:rFonts w:cstheme="minorHAnsi"/>
         </w:rPr>
       </w:pPr>
-      <w:r>
-        <w:rPr>
-          <w:rFonts w:cstheme="minorHAnsi"/>
-        </w:rPr>
-        <w:t>This response relates solely to archaeological issues.</w:t>
-      </w:r>
     </w:p>
     <w:p>
       <w:pPr>
@@ -799,10 +862,14 @@
         <w:spacing w:after="0" w:line="240" w:lineRule="auto"/>
         <w:rPr>
           <w:rFonts w:cstheme="minorHAnsi"/>
-          <w:b/>
-          <w:u w:val="single"/>
-        </w:rPr>
-      </w:pPr>
+        </w:rPr>
+      </w:pPr>
+      <w:r>
+        <w:rPr>
+          <w:rFonts w:cstheme="minorHAnsi"/>
+        </w:rPr>
+        <w:t>&lt;Casework Officer&gt;</w:t>
+      </w:r>
     </w:p>
     <w:p>
       <w:pPr>
@@ -814,12 +881,6 @@
           <w:rFonts w:cstheme="minorHAnsi"/>
         </w:rPr>
       </w:pPr>
-      <w:r>
-        <w:rPr>
-          <w:rFonts w:cstheme="minorHAnsi"/>
-        </w:rPr>
-        <w:t>Yours sincerely</w:t>
-      </w:r>
     </w:p>
     <w:p>
       <w:pPr>
@@ -831,6 +892,12 @@
           <w:rFonts w:cstheme="minorHAnsi"/>
         </w:rPr>
       </w:pPr>
+      <w:r>
+        <w:rPr>
+          <w:rFonts w:cstheme="minorHAnsi"/>
+        </w:rPr>
+        <w:t>Archaeology Adviser</w:t>
+      </w:r>
     </w:p>
     <w:p>
       <w:pPr>
@@ -846,7 +913,7 @@
         <w:rPr>
           <w:rFonts w:cstheme="minorHAnsi"/>
         </w:rPr>
-        <w:t>&lt;Casework Officer&gt;</w:t>
+        <w:t>Greater London Archaeological Advisory Service</w:t>
       </w:r>
     </w:p>
     <w:p>
@@ -863,55 +930,7 @@
         <w:rPr>
           <w:rFonts w:cstheme="minorHAnsi"/>
         </w:rPr>
-        <w:t>Archaeology Adviser</w:t>
-      </w:r>
-    </w:p>
-    <w:p>
-      <w:pPr>
-        <w:tabs>
-          <w:tab w:val="left" w:pos="5245"/>
-        </w:tabs>
-        <w:spacing w:after="0" w:line="240" w:lineRule="auto"/>
-        <w:rPr>
-          <w:rFonts w:cstheme="minorHAnsi"/>
-        </w:rPr>
-      </w:pPr>
-      <w:r>
-        <w:rPr>
-          <w:rFonts w:cstheme="minorHAnsi"/>
-        </w:rPr>
-        <w:t>Greater London Archaeological Advisory Service</w:t>
-      </w:r>
-    </w:p>
-    <w:p>
-      <w:pPr>
-        <w:tabs>
-          <w:tab w:val="left" w:pos="5245"/>
-        </w:tabs>
-        <w:spacing w:after="0" w:line="240" w:lineRule="auto"/>
-        <w:rPr>
-          <w:rFonts w:cstheme="minorHAnsi"/>
-        </w:rPr>
-      </w:pPr>
-      <w:r>
-        <w:rPr>
-          <w:rFonts w:cstheme="minorHAnsi"/>
-        </w:rPr>
-        <w:t xml:space="preserve">London and </w:t>
-      </w:r>
-      <w:proofErr w:type="gramStart"/>
-      <w:r>
-        <w:rPr>
-          <w:rFonts w:cstheme="minorHAnsi"/>
-        </w:rPr>
-        <w:t>South East</w:t>
-      </w:r>
-      <w:proofErr w:type="gramEnd"/>
-      <w:r>
-        <w:rPr>
-          <w:rFonts w:cstheme="minorHAnsi"/>
-        </w:rPr>
-        <w:t xml:space="preserve"> Region</w:t>
+        <w:t>London and South East Region</w:t>
       </w:r>
     </w:p>
     <w:p>
@@ -1169,9 +1188,8 @@
         <w:sz w:val="16"/>
         <w:szCs w:val="16"/>
       </w:rPr>
-      <w:t xml:space="preserve">Historic England, 4th Floor, Cannon Bridge House, 25 </w:t>
+      <w:t>Historic England, 4th Floor, Cannon Bridge House, 25 Dowgate Hill, London EC4R 2YA</w:t>
     </w:r>
-    <w:proofErr w:type="spellStart"/>
     <w:r>
       <w:rPr>
         <w:rFonts w:ascii="Arial" w:hAnsi="Arial"/>
@@ -1180,27 +1198,6 @@
         <w:sz w:val="16"/>
         <w:szCs w:val="16"/>
       </w:rPr>
-      <w:t>Dowgate</w:t>
-    </w:r>
-    <w:proofErr w:type="spellEnd"/>
-    <w:r>
-      <w:rPr>
-        <w:rFonts w:ascii="Arial" w:hAnsi="Arial"/>
-        <w:b/>
-        <w:bCs/>
-        <w:sz w:val="16"/>
-        <w:szCs w:val="16"/>
-      </w:rPr>
-      <w:t xml:space="preserve"> Hill, London EC4R 2YA</w:t>
-    </w:r>
-    <w:r>
-      <w:rPr>
-        <w:rFonts w:ascii="Arial" w:hAnsi="Arial"/>
-        <w:b/>
-        <w:bCs/>
-        <w:sz w:val="16"/>
-        <w:szCs w:val="16"/>
-      </w:rPr>
       <w:br/>
     </w:r>
     <w:r>
@@ -1217,16 +1214,15 @@
         <w:sz w:val="16"/>
         <w:szCs w:val="16"/>
       </w:rPr>
-      <w:t xml:space="preserve">020 7973 </w:t>
+      <w:t>020 7973 3700</w:t>
     </w:r>
-    <w:proofErr w:type="gramStart"/>
     <w:r>
       <w:rPr>
         <w:rFonts w:ascii="Arial" w:hAnsi="Arial"/>
         <w:sz w:val="16"/>
         <w:szCs w:val="16"/>
       </w:rPr>
-      <w:t>3700</w:t>
+      <w:t xml:space="preserve">  </w:t>
     </w:r>
     <w:r>
       <w:rPr>
@@ -1234,24 +1230,7 @@
         <w:sz w:val="16"/>
         <w:szCs w:val="16"/>
       </w:rPr>
-      <w:t xml:space="preserve">  </w:t>
-    </w:r>
-    <w:r>
-      <w:rPr>
-        <w:rFonts w:ascii="Arial" w:hAnsi="Arial"/>
-        <w:sz w:val="16"/>
-        <w:szCs w:val="16"/>
-      </w:rPr>
-      <w:t>|</w:t>
-    </w:r>
-    <w:proofErr w:type="gramEnd"/>
-    <w:r>
-      <w:rPr>
-        <w:rFonts w:ascii="Arial" w:hAnsi="Arial"/>
-        <w:sz w:val="16"/>
-        <w:szCs w:val="16"/>
-      </w:rPr>
-      <w:t xml:space="preserve">  </w:t>
+      <w:t xml:space="preserve">|  </w:t>
     </w:r>
     <w:r>
       <w:rPr>
@@ -2990,7 +2969,12 @@
 </file>
 
 <file path=customXml/item2.xml><?xml version="1.0" encoding="utf-8"?>
-<b:Sources xmlns:b="http://schemas.openxmlformats.org/officeDocument/2006/bibliography" xmlns="http://schemas.openxmlformats.org/officeDocument/2006/bibliography" SelectedStyle="/APASixthEditionOfficeOnline.xsl" StyleName="APA" Version="6"/>
+<?mso-contentType ?>
+<FormTemplates xmlns="http://schemas.microsoft.com/sharepoint/v3/contenttype/forms">
+  <Display>DocumentLibraryForm</Display>
+  <Edit>DocumentLibraryForm</Edit>
+  <New>DocumentLibraryForm</New>
+</FormTemplates>
 </file>
 
 <file path=customXml/item3.xml><?xml version="1.0" encoding="utf-8"?>
@@ -3189,12 +3173,7 @@
 </file>
 
 <file path=customXml/item4.xml><?xml version="1.0" encoding="utf-8"?>
-<?mso-contentType ?>
-<FormTemplates xmlns="http://schemas.microsoft.com/sharepoint/v3/contenttype/forms">
-  <Display>DocumentLibraryForm</Display>
-  <Edit>DocumentLibraryForm</Edit>
-  <New>DocumentLibraryForm</New>
-</FormTemplates>
+<b:Sources xmlns:b="http://schemas.openxmlformats.org/officeDocument/2006/bibliography" xmlns="http://schemas.openxmlformats.org/officeDocument/2006/bibliography" SelectedStyle="/APASixthEditionOfficeOnline.xsl" StyleName="APA" Version="6"/>
 </file>
 
 <file path=customXml/itemProps1.xml><?xml version="1.0" encoding="utf-8"?>
@@ -3209,9 +3188,9 @@
 </file>
 
 <file path=customXml/itemProps2.xml><?xml version="1.0" encoding="utf-8"?>
-<ds:datastoreItem xmlns:ds="http://schemas.openxmlformats.org/officeDocument/2006/customXml" ds:itemID="{3B4892E8-18D6-D444-BA6E-299F0B60384F}">
+<ds:datastoreItem xmlns:ds="http://schemas.openxmlformats.org/officeDocument/2006/customXml" ds:itemID="{45FB1F57-968F-4A6E-AEE9-65961EB5FADD}">
   <ds:schemaRefs>
-    <ds:schemaRef ds:uri="http://schemas.openxmlformats.org/officeDocument/2006/bibliography"/>
+    <ds:schemaRef ds:uri="http://schemas.microsoft.com/sharepoint/v3/contenttype/forms"/>
   </ds:schemaRefs>
 </ds:datastoreItem>
 </file>
@@ -3236,9 +3215,9 @@
 </file>
 
 <file path=customXml/itemProps4.xml><?xml version="1.0" encoding="utf-8"?>
-<ds:datastoreItem xmlns:ds="http://schemas.openxmlformats.org/officeDocument/2006/customXml" ds:itemID="{45FB1F57-968F-4A6E-AEE9-65961EB5FADD}">
+<ds:datastoreItem xmlns:ds="http://schemas.openxmlformats.org/officeDocument/2006/customXml" ds:itemID="{3B4892E8-18D6-D444-BA6E-299F0B60384F}">
   <ds:schemaRefs>
-    <ds:schemaRef ds:uri="http://schemas.microsoft.com/sharepoint/v3/contenttype/forms"/>
+    <ds:schemaRef ds:uri="http://schemas.openxmlformats.org/officeDocument/2006/bibliography"/>
   </ds:schemaRefs>
 </ds:datastoreItem>
 </file>
--- a/arches_her/docx/WSI Amend Letter.docx
+++ b/arches_her/docx/WSI Amend Letter.docx
@@ -322,6 +322,28 @@
               </w:rPr>
             </w:pPr>
           </w:p>
+        </w:tc>
+      </w:tr>
+      <w:tr>
+        <w:tc>
+          <w:tcPr>
+            <w:tcW w:w="6301" w:type="dxa"/>
+          </w:tcPr>
+          <w:p>
+            <w:pPr>
+              <w:tabs>
+                <w:tab w:val="left" w:pos="5812"/>
+              </w:tabs>
+              <w:rPr>
+                <w:rFonts w:cstheme="minorHAnsi"/>
+              </w:rPr>
+            </w:pPr>
+          </w:p>
+        </w:tc>
+        <w:tc>
+          <w:tcPr>
+            <w:tcW w:w="3764" w:type="dxa"/>
+          </w:tcPr>
           <w:p>
             <w:pPr>
               <w:tabs>
@@ -335,22 +357,7 @@
               <w:rPr>
                 <w:rFonts w:cstheme="minorHAnsi"/>
               </w:rPr>
-              <w:t>&lt;Completion Date</w:t>
-            </w:r>
-            <w:r>
-              <w:t>||%Y-%m-%d||%d %B %Y</w:t>
-            </w:r>
-            <w:r>
-              <w:rPr>
-                <w:rFonts w:cstheme="minorHAnsi"/>
-              </w:rPr>
-              <w:t xml:space="preserve"> </w:t>
-            </w:r>
-            <w:r>
-              <w:rPr>
-                <w:rFonts w:cstheme="minorHAnsi"/>
-              </w:rPr>
-              <w:t>&gt;</w:t>
+              <w:t>&lt;Completion Date||%Y-%m-%d||%d %B %Y&gt;</w:t>
             </w:r>
           </w:p>
         </w:tc>
@@ -390,20 +397,7 @@
         <w:rPr>
           <w:rFonts w:cstheme="minorHAnsi"/>
         </w:rPr>
-        <w:t xml:space="preserve">Dear </w:t>
-      </w:r>
-      <w:r>
-        <w:rPr>
-          <w:rFonts w:cstheme="minorHAnsi"/>
-          <w:noProof/>
-        </w:rPr>
-        <w:t>&lt;Contact Name&gt;</w:t>
-      </w:r>
-      <w:r>
-        <w:rPr>
-          <w:rFonts w:cstheme="minorHAnsi"/>
-        </w:rPr>
-        <w:t>,</w:t>
+        <w:t>Dear &lt;Contact Name&gt;,</w:t>
       </w:r>
     </w:p>
     <w:p>
@@ -452,14 +446,7 @@
           <w:rFonts w:cstheme="minorHAnsi"/>
           <w:b/>
         </w:rPr>
-        <w:t>NATIONAL PLANNING POLICY FRAMEWORK 202</w:t>
-      </w:r>
-      <w:r>
-        <w:rPr>
-          <w:rFonts w:cstheme="minorHAnsi"/>
-          <w:b/>
-        </w:rPr>
-        <w:t>4</w:t>
+        <w:t>NATIONAL PLANNING POLICY FRAMEWORK 2024</w:t>
       </w:r>
     </w:p>
     <w:p>
@@ -512,32 +499,17 @@
         <w:spacing w:after="0" w:line="240" w:lineRule="auto"/>
         <w:rPr>
           <w:rFonts w:cstheme="minorHAnsi"/>
-        </w:rPr>
-      </w:pPr>
-      <w:r>
-        <w:rPr>
-          <w:rFonts w:cstheme="minorHAnsi"/>
-        </w:rPr>
-        <w:t>&lt;Proposal Description||HTML||PLAIN&gt;</w:t>
-      </w:r>
-      <w:r>
-        <w:rPr>
-          <w:rFonts w:cstheme="minorHAnsi"/>
-          <w:i/>
-        </w:rPr>
-      </w:r>
-      <w:r>
-        <w:rPr>
-          <w:rFonts w:cs="Arial"/>
-          <w:bCs/>
           <w:i/>
           <w:iCs/>
         </w:rPr>
-      </w:r>
+      </w:pPr>
       <w:r>
         <w:rPr>
           <w:rFonts w:cstheme="minorHAnsi"/>
-        </w:rPr>
+          <w:i/>
+          <w:iCs/>
+        </w:rPr>
+        <w:t>&lt;Proposal Description||HTML||PLAIN&gt;</w:t>
       </w:r>
     </w:p>
     <w:p>
@@ -615,12 +587,6 @@
         </w:rPr>
         <w:t>Thank you for your consultation received on &lt;Log Date||%Y-%m-%d||%d %B %Y&gt;.</w:t>
       </w:r>
-      <w:r/>
-      <w:r>
-        <w:rPr>
-          <w:rFonts w:cstheme="minorHAnsi"/>
-        </w:rPr>
-      </w:r>
     </w:p>
     <w:p>
       <w:pPr>
@@ -675,7 +641,21 @@
         <w:rPr>
           <w:rFonts w:cstheme="minorHAnsi"/>
         </w:rPr>
-        <w:t>Having considered the submitted document I consider that it requires amendment to accord with relevant standards and guidance and that the following changes should be made before it is approved as being in compliance with the condition:</w:t>
+        <w:t xml:space="preserve">Having considered the submitted document I consider that it requires amendment to accord with relevant standards and guidance and that the following changes should be made before it is approved as </w:t>
+      </w:r>
+      <w:proofErr w:type="gramStart"/>
+      <w:r>
+        <w:rPr>
+          <w:rFonts w:cstheme="minorHAnsi"/>
+        </w:rPr>
+        <w:t>being in compliance with</w:t>
+      </w:r>
+      <w:proofErr w:type="gramEnd"/>
+      <w:r>
+        <w:rPr>
+          <w:rFonts w:cstheme="minorHAnsi"/>
+        </w:rPr>
+        <w:t xml:space="preserve"> the condition:</w:t>
       </w:r>
     </w:p>
     <w:p>
@@ -694,16 +674,6 @@
         </w:rPr>
         <w:t>&lt;Assessment of Significance&gt;</w:t>
       </w:r>
-      <w:r>
-        <w:rPr>
-          <w:rFonts w:cstheme="minorHAnsi"/>
-        </w:rPr>
-      </w:r>
-      <w:r>
-        <w:rPr>
-          <w:rFonts w:cstheme="minorHAnsi"/>
-        </w:rPr>
-      </w:r>
     </w:p>
     <w:p>
       <w:pPr>
@@ -930,7 +900,21 @@
         <w:rPr>
           <w:rFonts w:cstheme="minorHAnsi"/>
         </w:rPr>
-        <w:t>London and South East Region</w:t>
+        <w:t xml:space="preserve">London and </w:t>
+      </w:r>
+      <w:proofErr w:type="gramStart"/>
+      <w:r>
+        <w:rPr>
+          <w:rFonts w:cstheme="minorHAnsi"/>
+        </w:rPr>
+        <w:t>South East</w:t>
+      </w:r>
+      <w:proofErr w:type="gramEnd"/>
+      <w:r>
+        <w:rPr>
+          <w:rFonts w:cstheme="minorHAnsi"/>
+        </w:rPr>
+        <w:t xml:space="preserve"> Region</w:t>
       </w:r>
     </w:p>
     <w:p>
@@ -1188,8 +1172,9 @@
         <w:sz w:val="16"/>
         <w:szCs w:val="16"/>
       </w:rPr>
-      <w:t>Historic England, 4th Floor, Cannon Bridge House, 25 Dowgate Hill, London EC4R 2YA</w:t>
+      <w:t xml:space="preserve">Historic England, 4th Floor, Cannon Bridge House, 25 </w:t>
     </w:r>
+    <w:proofErr w:type="spellStart"/>
     <w:r>
       <w:rPr>
         <w:rFonts w:ascii="Arial" w:hAnsi="Arial"/>
@@ -1198,6 +1183,27 @@
         <w:sz w:val="16"/>
         <w:szCs w:val="16"/>
       </w:rPr>
+      <w:t>Dowgate</w:t>
+    </w:r>
+    <w:proofErr w:type="spellEnd"/>
+    <w:r>
+      <w:rPr>
+        <w:rFonts w:ascii="Arial" w:hAnsi="Arial"/>
+        <w:b/>
+        <w:bCs/>
+        <w:sz w:val="16"/>
+        <w:szCs w:val="16"/>
+      </w:rPr>
+      <w:t xml:space="preserve"> Hill, London EC4R 2YA</w:t>
+    </w:r>
+    <w:r>
+      <w:rPr>
+        <w:rFonts w:ascii="Arial" w:hAnsi="Arial"/>
+        <w:b/>
+        <w:bCs/>
+        <w:sz w:val="16"/>
+        <w:szCs w:val="16"/>
+      </w:rPr>
       <w:br/>
     </w:r>
     <w:r>
@@ -1214,14 +1220,23 @@
         <w:sz w:val="16"/>
         <w:szCs w:val="16"/>
       </w:rPr>
-      <w:t>020 7973 3700</w:t>
+      <w:t xml:space="preserve">020 7973 </w:t>
     </w:r>
+    <w:proofErr w:type="gramStart"/>
     <w:r>
       <w:rPr>
         <w:rFonts w:ascii="Arial" w:hAnsi="Arial"/>
         <w:sz w:val="16"/>
         <w:szCs w:val="16"/>
       </w:rPr>
+      <w:t>3700</w:t>
+    </w:r>
+    <w:r>
+      <w:rPr>
+        <w:rFonts w:ascii="Arial" w:hAnsi="Arial"/>
+        <w:sz w:val="16"/>
+        <w:szCs w:val="16"/>
+      </w:rPr>
       <w:t xml:space="preserve">  </w:t>
     </w:r>
     <w:r>
@@ -1230,7 +1245,16 @@
         <w:sz w:val="16"/>
         <w:szCs w:val="16"/>
       </w:rPr>
-      <w:t xml:space="preserve">|  </w:t>
+      <w:t>|</w:t>
+    </w:r>
+    <w:proofErr w:type="gramEnd"/>
+    <w:r>
+      <w:rPr>
+        <w:rFonts w:ascii="Arial" w:hAnsi="Arial"/>
+        <w:sz w:val="16"/>
+        <w:szCs w:val="16"/>
+      </w:rPr>
+      <w:t xml:space="preserve">  </w:t>
     </w:r>
     <w:r>
       <w:rPr>
@@ -2969,12 +2993,7 @@
 </file>
 
 <file path=customXml/item2.xml><?xml version="1.0" encoding="utf-8"?>
-<?mso-contentType ?>
-<FormTemplates xmlns="http://schemas.microsoft.com/sharepoint/v3/contenttype/forms">
-  <Display>DocumentLibraryForm</Display>
-  <Edit>DocumentLibraryForm</Edit>
-  <New>DocumentLibraryForm</New>
-</FormTemplates>
+<b:Sources xmlns:b="http://schemas.openxmlformats.org/officeDocument/2006/bibliography" xmlns="http://schemas.openxmlformats.org/officeDocument/2006/bibliography" SelectedStyle="/APASixthEditionOfficeOnline.xsl" StyleName="APA" Version="6"/>
 </file>
 
 <file path=customXml/item3.xml><?xml version="1.0" encoding="utf-8"?>
@@ -3173,7 +3192,12 @@
 </file>
 
 <file path=customXml/item4.xml><?xml version="1.0" encoding="utf-8"?>
-<b:Sources xmlns:b="http://schemas.openxmlformats.org/officeDocument/2006/bibliography" xmlns="http://schemas.openxmlformats.org/officeDocument/2006/bibliography" SelectedStyle="/APASixthEditionOfficeOnline.xsl" StyleName="APA" Version="6"/>
+<?mso-contentType ?>
+<FormTemplates xmlns="http://schemas.microsoft.com/sharepoint/v3/contenttype/forms">
+  <Display>DocumentLibraryForm</Display>
+  <Edit>DocumentLibraryForm</Edit>
+  <New>DocumentLibraryForm</New>
+</FormTemplates>
 </file>
 
 <file path=customXml/itemProps1.xml><?xml version="1.0" encoding="utf-8"?>
@@ -3188,9 +3212,9 @@
 </file>
 
 <file path=customXml/itemProps2.xml><?xml version="1.0" encoding="utf-8"?>
-<ds:datastoreItem xmlns:ds="http://schemas.openxmlformats.org/officeDocument/2006/customXml" ds:itemID="{45FB1F57-968F-4A6E-AEE9-65961EB5FADD}">
+<ds:datastoreItem xmlns:ds="http://schemas.openxmlformats.org/officeDocument/2006/customXml" ds:itemID="{3B4892E8-18D6-D444-BA6E-299F0B60384F}">
   <ds:schemaRefs>
-    <ds:schemaRef ds:uri="http://schemas.microsoft.com/sharepoint/v3/contenttype/forms"/>
+    <ds:schemaRef ds:uri="http://schemas.openxmlformats.org/officeDocument/2006/bibliography"/>
   </ds:schemaRefs>
 </ds:datastoreItem>
 </file>
@@ -3215,9 +3239,9 @@
 </file>
 
 <file path=customXml/itemProps4.xml><?xml version="1.0" encoding="utf-8"?>
-<ds:datastoreItem xmlns:ds="http://schemas.openxmlformats.org/officeDocument/2006/customXml" ds:itemID="{3B4892E8-18D6-D444-BA6E-299F0B60384F}">
+<ds:datastoreItem xmlns:ds="http://schemas.openxmlformats.org/officeDocument/2006/customXml" ds:itemID="{45FB1F57-968F-4A6E-AEE9-65961EB5FADD}">
   <ds:schemaRefs>
-    <ds:schemaRef ds:uri="http://schemas.openxmlformats.org/officeDocument/2006/bibliography"/>
+    <ds:schemaRef ds:uri="http://schemas.microsoft.com/sharepoint/v3/contenttype/forms"/>
   </ds:schemaRefs>
 </ds:datastoreItem>
 </file>
--- a/arches_her/docx/WSI Amend Letter.docx
+++ b/arches_her/docx/WSI Amend Letter.docx
@@ -1,6 +1,6 @@
 
 <file path=word/document.xml><?xml version="1.0" encoding="utf-8"?>
-<w:document xmlns:wpc="http://schemas.microsoft.com/office/word/2010/wordprocessingCanvas" xmlns:cx="http://schemas.microsoft.com/office/drawing/2014/chartex" xmlns:cx1="http://schemas.microsoft.com/office/drawing/2015/9/8/chartex" xmlns:cx2="http://schemas.microsoft.com/office/drawing/2015/10/21/chartex" xmlns:cx3="http://schemas.microsoft.com/office/drawing/2016/5/9/chartex" xmlns:cx4="http://schemas.microsoft.com/office/drawing/2016/5/10/chartex" xmlns:cx5="http://schemas.microsoft.com/office/drawing/2016/5/11/chartex" xmlns:cx6="http://schemas.microsoft.com/office/drawing/2016/5/12/chartex" xmlns:cx7="http://schemas.microsoft.com/office/drawing/2016/5/13/chartex" xmlns:cx8="http://schemas.microsoft.com/office/drawing/2016/5/14/chartex" xmlns:mc="http://schemas.openxmlformats.org/markup-compatibility/2006" xmlns:aink="http://schemas.microsoft.com/office/drawing/2016/ink" xmlns:am3d="http://schemas.microsoft.com/office/drawing/2017/model3d" xmlns:o="urn:schemas-microsoft-com:office:office" xmlns:oel="http://schemas.microsoft.com/office/2019/extlst" xmlns:r="http://schemas.openxmlformats.org/officeDocument/2006/relationships" xmlns:m="http://schemas.openxmlformats.org/officeDocument/2006/math" xmlns:v="urn:schemas-microsoft-com:vml" xmlns:wp14="http://schemas.microsoft.com/office/word/2010/wordprocessingDrawing" xmlns:wp="http://schemas.openxmlformats.org/drawingml/2006/wordprocessingDrawing" xmlns:w10="urn:schemas-microsoft-com:office:word" xmlns:w="http://schemas.openxmlformats.org/wordprocessingml/2006/main" xmlns:w14="http://schemas.microsoft.com/office/word/2010/wordml" xmlns:w15="http://schemas.microsoft.com/office/word/2012/wordml" xmlns:w16cex="http://schemas.microsoft.com/office/word/2018/wordml/cex" xmlns:w16cid="http://schemas.microsoft.com/office/word/2016/wordml/cid" xmlns:w16="http://schemas.microsoft.com/office/word/2018/wordml" xmlns:w16du="http://schemas.microsoft.com/office/word/2023/wordml/word16du" xmlns:w16sdtdh="http://schemas.microsoft.com/office/word/2020/wordml/sdtdatahash" xmlns:w16sdtfl="http://schemas.microsoft.com/office/word/2024/wordml/sdtformatlock" xmlns:w16se="http://schemas.microsoft.com/office/word/2015/wordml/symex" xmlns:wpg="http://schemas.microsoft.com/office/word/2010/wordprocessingGroup" xmlns:wpi="http://schemas.microsoft.com/office/word/2010/wordprocessingInk" xmlns:wne="http://schemas.microsoft.com/office/word/2006/wordml" xmlns:wps="http://schemas.microsoft.com/office/word/2010/wordprocessingShape" mc:Ignorable="w14 w15 w16se w16cid w16 w16cex w16sdtdh w16sdtfl w16du wp14">
+<w:document xmlns:wpc="http://schemas.microsoft.com/office/word/2010/wordprocessingCanvas" xmlns:cx="http://schemas.microsoft.com/office/drawing/2014/chartex" xmlns:cx1="http://schemas.microsoft.com/office/drawing/2015/9/8/chartex" xmlns:cx2="http://schemas.microsoft.com/office/drawing/2015/10/21/chartex" xmlns:cx3="http://schemas.microsoft.com/office/drawing/2016/5/9/chartex" xmlns:cx4="http://schemas.microsoft.com/office/drawing/2016/5/10/chartex" xmlns:cx5="http://schemas.microsoft.com/office/drawing/2016/5/11/chartex" xmlns:cx6="http://schemas.microsoft.com/office/drawing/2016/5/12/chartex" xmlns:cx7="http://schemas.microsoft.com/office/drawing/2016/5/13/chartex" xmlns:cx8="http://schemas.microsoft.com/office/drawing/2016/5/14/chartex" xmlns:mc="http://schemas.openxmlformats.org/markup-compatibility/2006" xmlns:aink="http://schemas.microsoft.com/office/drawing/2016/ink" xmlns:am3d="http://schemas.microsoft.com/office/drawing/2017/model3d" xmlns:o="urn:schemas-microsoft-com:office:office" xmlns:oel="http://schemas.microsoft.com/office/2019/extlst" xmlns:r="http://schemas.openxmlformats.org/officeDocument/2006/relationships" xmlns:m="http://schemas.openxmlformats.org/officeDocument/2006/math" xmlns:v="urn:schemas-microsoft-com:vml" xmlns:wp14="http://schemas.microsoft.com/office/word/2010/wordprocessingDrawing" xmlns:wp="http://schemas.openxmlformats.org/drawingml/2006/wordprocessingDrawing" xmlns:w10="urn:schemas-microsoft-com:office:word" xmlns:w="http://schemas.openxmlformats.org/wordprocessingml/2006/main" xmlns:w14="http://schemas.microsoft.com/office/word/2010/wordml" xmlns:w15="http://schemas.microsoft.com/office/word/2012/wordml" xmlns:w16cei="http://schemas.microsoft.com/office/word/2026/wordml/cei" xmlns:w16cex="http://schemas.microsoft.com/office/word/2018/wordml/cex" xmlns:w16cid="http://schemas.microsoft.com/office/word/2016/wordml/cid" xmlns:w16="http://schemas.microsoft.com/office/word/2018/wordml" xmlns:w16du="http://schemas.microsoft.com/office/word/2023/wordml/word16du" xmlns:w16sdtdh="http://schemas.microsoft.com/office/word/2020/wordml/sdtdatahash" xmlns:w16sdtfl="http://schemas.microsoft.com/office/word/2024/wordml/sdtformatlock" xmlns:w16se="http://schemas.microsoft.com/office/word/2015/wordml/symex" xmlns:wpg="http://schemas.microsoft.com/office/word/2010/wordprocessingGroup" xmlns:wpi="http://schemas.microsoft.com/office/word/2010/wordprocessingInk" xmlns:wne="http://schemas.microsoft.com/office/word/2006/wordml" xmlns:wps="http://schemas.microsoft.com/office/word/2010/wordprocessingShape" mc:Ignorable="w14 w15 w16se w16cid w16 w16cex w16sdtdh w16sdtfl w16du wp14">
   <w:body>
     <w:tbl>
       <w:tblPr>
@@ -446,7 +446,14 @@
           <w:rFonts w:cstheme="minorHAnsi"/>
           <w:b/>
         </w:rPr>
-        <w:t>NATIONAL PLANNING POLICY FRAMEWORK 2024</w:t>
+        <w:t>NATIONAL PLANNING POLICY FRAMEWORK 202</w:t>
+      </w:r>
+      <w:r>
+        <w:rPr>
+          <w:rFonts w:cstheme="minorHAnsi"/>
+          <w:b/>
+        </w:rPr>
+        <w:t>6</w:t>
       </w:r>
     </w:p>
     <w:p>
@@ -948,7 +955,7 @@
 </file>
 
 <file path=word/endnotes.xml><?xml version="1.0" encoding="utf-8"?>
-<w:endnotes xmlns:wpc="http://schemas.microsoft.com/office/word/2010/wordprocessingCanvas" xmlns:cx="http://schemas.microsoft.com/office/drawing/2014/chartex" xmlns:cx1="http://schemas.microsoft.com/office/drawing/2015/9/8/chartex" xmlns:cx2="http://schemas.microsoft.com/office/drawing/2015/10/21/chartex" xmlns:cx3="http://schemas.microsoft.com/office/drawing/2016/5/9/chartex" xmlns:cx4="http://schemas.microsoft.com/office/drawing/2016/5/10/chartex" xmlns:cx5="http://schemas.microsoft.com/office/drawing/2016/5/11/chartex" xmlns:cx6="http://schemas.microsoft.com/office/drawing/2016/5/12/chartex" xmlns:cx7="http://schemas.microsoft.com/office/drawing/2016/5/13/chartex" xmlns:cx8="http://schemas.microsoft.com/office/drawing/2016/5/14/chartex" xmlns:mc="http://schemas.openxmlformats.org/markup-compatibility/2006" xmlns:aink="http://schemas.microsoft.com/office/drawing/2016/ink" xmlns:am3d="http://schemas.microsoft.com/office/drawing/2017/model3d" xmlns:o="urn:schemas-microsoft-com:office:office" xmlns:oel="http://schemas.microsoft.com/office/2019/extlst" xmlns:r="http://schemas.openxmlformats.org/officeDocument/2006/relationships" xmlns:m="http://schemas.openxmlformats.org/officeDocument/2006/math" xmlns:v="urn:schemas-microsoft-com:vml" xmlns:wp14="http://schemas.microsoft.com/office/word/2010/wordprocessingDrawing" xmlns:wp="http://schemas.openxmlformats.org/drawingml/2006/wordprocessingDrawing" xmlns:w10="urn:schemas-microsoft-com:office:word" xmlns:w="http://schemas.openxmlformats.org/wordprocessingml/2006/main" xmlns:w14="http://schemas.microsoft.com/office/word/2010/wordml" xmlns:w15="http://schemas.microsoft.com/office/word/2012/wordml" xmlns:w16cex="http://schemas.microsoft.com/office/word/2018/wordml/cex" xmlns:w16cid="http://schemas.microsoft.com/office/word/2016/wordml/cid" xmlns:w16="http://schemas.microsoft.com/office/word/2018/wordml" xmlns:w16du="http://schemas.microsoft.com/office/word/2023/wordml/word16du" xmlns:w16sdtdh="http://schemas.microsoft.com/office/word/2020/wordml/sdtdatahash" xmlns:w16sdtfl="http://schemas.microsoft.com/office/word/2024/wordml/sdtformatlock" xmlns:w16se="http://schemas.microsoft.com/office/word/2015/wordml/symex" xmlns:wpg="http://schemas.microsoft.com/office/word/2010/wordprocessingGroup" xmlns:wpi="http://schemas.microsoft.com/office/word/2010/wordprocessingInk" xmlns:wne="http://schemas.microsoft.com/office/word/2006/wordml" xmlns:wps="http://schemas.microsoft.com/office/word/2010/wordprocessingShape" mc:Ignorable="w14 w15 w16se w16cid w16 w16cex w16sdtdh w16sdtfl w16du wp14">
+<w:endnotes xmlns:wpc="http://schemas.microsoft.com/office/word/2010/wordprocessingCanvas" xmlns:cx="http://schemas.microsoft.com/office/drawing/2014/chartex" xmlns:cx1="http://schemas.microsoft.com/office/drawing/2015/9/8/chartex" xmlns:cx2="http://schemas.microsoft.com/office/drawing/2015/10/21/chartex" xmlns:cx3="http://schemas.microsoft.com/office/drawing/2016/5/9/chartex" xmlns:cx4="http://schemas.microsoft.com/office/drawing/2016/5/10/chartex" xmlns:cx5="http://schemas.microsoft.com/office/drawing/2016/5/11/chartex" xmlns:cx6="http://schemas.microsoft.com/office/drawing/2016/5/12/chartex" xmlns:cx7="http://schemas.microsoft.com/office/drawing/2016/5/13/chartex" xmlns:cx8="http://schemas.microsoft.com/office/drawing/2016/5/14/chartex" xmlns:mc="http://schemas.openxmlformats.org/markup-compatibility/2006" xmlns:aink="http://schemas.microsoft.com/office/drawing/2016/ink" xmlns:am3d="http://schemas.microsoft.com/office/drawing/2017/model3d" xmlns:o="urn:schemas-microsoft-com:office:office" xmlns:oel="http://schemas.microsoft.com/office/2019/extlst" xmlns:r="http://schemas.openxmlformats.org/officeDocument/2006/relationships" xmlns:m="http://schemas.openxmlformats.org/officeDocument/2006/math" xmlns:v="urn:schemas-microsoft-com:vml" xmlns:wp14="http://schemas.microsoft.com/office/word/2010/wordprocessingDrawing" xmlns:wp="http://schemas.openxmlformats.org/drawingml/2006/wordprocessingDrawing" xmlns:w10="urn:schemas-microsoft-com:office:word" xmlns:w="http://schemas.openxmlformats.org/wordprocessingml/2006/main" xmlns:w14="http://schemas.microsoft.com/office/word/2010/wordml" xmlns:w15="http://schemas.microsoft.com/office/word/2012/wordml" xmlns:w16cei="http://schemas.microsoft.com/office/word/2026/wordml/cei" xmlns:w16cex="http://schemas.microsoft.com/office/word/2018/wordml/cex" xmlns:w16cid="http://schemas.microsoft.com/office/word/2016/wordml/cid" xmlns:w16="http://schemas.microsoft.com/office/word/2018/wordml" xmlns:w16du="http://schemas.microsoft.com/office/word/2023/wordml/word16du" xmlns:w16sdtdh="http://schemas.microsoft.com/office/word/2020/wordml/sdtdatahash" xmlns:w16sdtfl="http://schemas.microsoft.com/office/word/2024/wordml/sdtformatlock" xmlns:w16se="http://schemas.microsoft.com/office/word/2015/wordml/symex" xmlns:wpg="http://schemas.microsoft.com/office/word/2010/wordprocessingGroup" xmlns:wpi="http://schemas.microsoft.com/office/word/2010/wordprocessingInk" xmlns:wne="http://schemas.microsoft.com/office/word/2006/wordml" xmlns:wps="http://schemas.microsoft.com/office/word/2010/wordprocessingShape" mc:Ignorable="w14 w15 w16se w16cid w16 w16cex w16sdtdh w16sdtfl w16du wp14">
   <w:endnote w:type="separator" w:id="-1">
     <w:p>
       <w:pPr>
@@ -973,7 +980,7 @@
 </file>
 
 <file path=word/footer1.xml><?xml version="1.0" encoding="utf-8"?>
-<w:ftr xmlns:wpc="http://schemas.microsoft.com/office/word/2010/wordprocessingCanvas" xmlns:cx="http://schemas.microsoft.com/office/drawing/2014/chartex" xmlns:cx1="http://schemas.microsoft.com/office/drawing/2015/9/8/chartex" xmlns:cx2="http://schemas.microsoft.com/office/drawing/2015/10/21/chartex" xmlns:cx3="http://schemas.microsoft.com/office/drawing/2016/5/9/chartex" xmlns:cx4="http://schemas.microsoft.com/office/drawing/2016/5/10/chartex" xmlns:cx5="http://schemas.microsoft.com/office/drawing/2016/5/11/chartex" xmlns:cx6="http://schemas.microsoft.com/office/drawing/2016/5/12/chartex" xmlns:cx7="http://schemas.microsoft.com/office/drawing/2016/5/13/chartex" xmlns:cx8="http://schemas.microsoft.com/office/drawing/2016/5/14/chartex" xmlns:mc="http://schemas.openxmlformats.org/markup-compatibility/2006" xmlns:aink="http://schemas.microsoft.com/office/drawing/2016/ink" xmlns:am3d="http://schemas.microsoft.com/office/drawing/2017/model3d" xmlns:o="urn:schemas-microsoft-com:office:office" xmlns:oel="http://schemas.microsoft.com/office/2019/extlst" xmlns:r="http://schemas.openxmlformats.org/officeDocument/2006/relationships" xmlns:m="http://schemas.openxmlformats.org/officeDocument/2006/math" xmlns:v="urn:schemas-microsoft-com:vml" xmlns:wp14="http://schemas.microsoft.com/office/word/2010/wordprocessingDrawing" xmlns:wp="http://schemas.openxmlformats.org/drawingml/2006/wordprocessingDrawing" xmlns:w10="urn:schemas-microsoft-com:office:word" xmlns:w="http://schemas.openxmlformats.org/wordprocessingml/2006/main" xmlns:w14="http://schemas.microsoft.com/office/word/2010/wordml" xmlns:w15="http://schemas.microsoft.com/office/word/2012/wordml" xmlns:w16cex="http://schemas.microsoft.com/office/word/2018/wordml/cex" xmlns:w16cid="http://schemas.microsoft.com/office/word/2016/wordml/cid" xmlns:w16="http://schemas.microsoft.com/office/word/2018/wordml" xmlns:w16du="http://schemas.microsoft.com/office/word/2023/wordml/word16du" xmlns:w16sdtdh="http://schemas.microsoft.com/office/word/2020/wordml/sdtdatahash" xmlns:w16sdtfl="http://schemas.microsoft.com/office/word/2024/wordml/sdtformatlock" xmlns:w16se="http://schemas.microsoft.com/office/word/2015/wordml/symex" xmlns:wpg="http://schemas.microsoft.com/office/word/2010/wordprocessingGroup" xmlns:wpi="http://schemas.microsoft.com/office/word/2010/wordprocessingInk" xmlns:wne="http://schemas.microsoft.com/office/word/2006/wordml" xmlns:wps="http://schemas.microsoft.com/office/word/2010/wordprocessingShape" mc:Ignorable="w14 w15 w16se w16cid w16 w16cex w16sdtdh w16sdtfl w16du wp14">
+<w:ftr xmlns:wpc="http://schemas.microsoft.com/office/word/2010/wordprocessingCanvas" xmlns:cx="http://schemas.microsoft.com/office/drawing/2014/chartex" xmlns:cx1="http://schemas.microsoft.com/office/drawing/2015/9/8/chartex" xmlns:cx2="http://schemas.microsoft.com/office/drawing/2015/10/21/chartex" xmlns:cx3="http://schemas.microsoft.com/office/drawing/2016/5/9/chartex" xmlns:cx4="http://schemas.microsoft.com/office/drawing/2016/5/10/chartex" xmlns:cx5="http://schemas.microsoft.com/office/drawing/2016/5/11/chartex" xmlns:cx6="http://schemas.microsoft.com/office/drawing/2016/5/12/chartex" xmlns:cx7="http://schemas.microsoft.com/office/drawing/2016/5/13/chartex" xmlns:cx8="http://schemas.microsoft.com/office/drawing/2016/5/14/chartex" xmlns:mc="http://schemas.openxmlformats.org/markup-compatibility/2006" xmlns:aink="http://schemas.microsoft.com/office/drawing/2016/ink" xmlns:am3d="http://schemas.microsoft.com/office/drawing/2017/model3d" xmlns:o="urn:schemas-microsoft-com:office:office" xmlns:oel="http://schemas.microsoft.com/office/2019/extlst" xmlns:r="http://schemas.openxmlformats.org/officeDocument/2006/relationships" xmlns:m="http://schemas.openxmlformats.org/officeDocument/2006/math" xmlns:v="urn:schemas-microsoft-com:vml" xmlns:wp14="http://schemas.microsoft.com/office/word/2010/wordprocessingDrawing" xmlns:wp="http://schemas.openxmlformats.org/drawingml/2006/wordprocessingDrawing" xmlns:w10="urn:schemas-microsoft-com:office:word" xmlns:w="http://schemas.openxmlformats.org/wordprocessingml/2006/main" xmlns:w14="http://schemas.microsoft.com/office/word/2010/wordml" xmlns:w15="http://schemas.microsoft.com/office/word/2012/wordml" xmlns:w16cei="http://schemas.microsoft.com/office/word/2026/wordml/cei" xmlns:w16cex="http://schemas.microsoft.com/office/word/2018/wordml/cex" xmlns:w16cid="http://schemas.microsoft.com/office/word/2016/wordml/cid" xmlns:w16="http://schemas.microsoft.com/office/word/2018/wordml" xmlns:w16du="http://schemas.microsoft.com/office/word/2023/wordml/word16du" xmlns:w16sdtdh="http://schemas.microsoft.com/office/word/2020/wordml/sdtdatahash" xmlns:w16sdtfl="http://schemas.microsoft.com/office/word/2024/wordml/sdtformatlock" xmlns:w16se="http://schemas.microsoft.com/office/word/2015/wordml/symex" xmlns:wpg="http://schemas.microsoft.com/office/word/2010/wordprocessingGroup" xmlns:wpi="http://schemas.microsoft.com/office/word/2010/wordprocessingInk" xmlns:wne="http://schemas.microsoft.com/office/word/2006/wordml" xmlns:wps="http://schemas.microsoft.com/office/word/2010/wordprocessingShape" mc:Ignorable="w14 w15 w16se w16cid w16 w16cex w16sdtdh w16sdtfl w16du wp14">
   <w:p>
     <w:pPr>
       <w:pStyle w:val="Footer"/>
@@ -983,7 +990,7 @@
 </file>
 
 <file path=word/footer2.xml><?xml version="1.0" encoding="utf-8"?>
-<w:ftr xmlns:wpc="http://schemas.microsoft.com/office/word/2010/wordprocessingCanvas" xmlns:cx="http://schemas.microsoft.com/office/drawing/2014/chartex" xmlns:cx1="http://schemas.microsoft.com/office/drawing/2015/9/8/chartex" xmlns:cx2="http://schemas.microsoft.com/office/drawing/2015/10/21/chartex" xmlns:cx3="http://schemas.microsoft.com/office/drawing/2016/5/9/chartex" xmlns:cx4="http://schemas.microsoft.com/office/drawing/2016/5/10/chartex" xmlns:cx5="http://schemas.microsoft.com/office/drawing/2016/5/11/chartex" xmlns:cx6="http://schemas.microsoft.com/office/drawing/2016/5/12/chartex" xmlns:cx7="http://schemas.microsoft.com/office/drawing/2016/5/13/chartex" xmlns:cx8="http://schemas.microsoft.com/office/drawing/2016/5/14/chartex" xmlns:mc="http://schemas.openxmlformats.org/markup-compatibility/2006" xmlns:aink="http://schemas.microsoft.com/office/drawing/2016/ink" xmlns:am3d="http://schemas.microsoft.com/office/drawing/2017/model3d" xmlns:o="urn:schemas-microsoft-com:office:office" xmlns:oel="http://schemas.microsoft.com/office/2019/extlst" xmlns:r="http://schemas.openxmlformats.org/officeDocument/2006/relationships" xmlns:m="http://schemas.openxmlformats.org/officeDocument/2006/math" xmlns:v="urn:schemas-microsoft-com:vml" xmlns:wp14="http://schemas.microsoft.com/office/word/2010/wordprocessingDrawing" xmlns:wp="http://schemas.openxmlformats.org/drawingml/2006/wordprocessingDrawing" xmlns:w10="urn:schemas-microsoft-com:office:word" xmlns:w="http://schemas.openxmlformats.org/wordprocessingml/2006/main" xmlns:w14="http://schemas.microsoft.com/office/word/2010/wordml" xmlns:w15="http://schemas.microsoft.com/office/word/2012/wordml" xmlns:w16cex="http://schemas.microsoft.com/office/word/2018/wordml/cex" xmlns:w16cid="http://schemas.microsoft.com/office/word/2016/wordml/cid" xmlns:w16="http://schemas.microsoft.com/office/word/2018/wordml" xmlns:w16du="http://schemas.microsoft.com/office/word/2023/wordml/word16du" xmlns:w16sdtdh="http://schemas.microsoft.com/office/word/2020/wordml/sdtdatahash" xmlns:w16sdtfl="http://schemas.microsoft.com/office/word/2024/wordml/sdtformatlock" xmlns:w16se="http://schemas.microsoft.com/office/word/2015/wordml/symex" xmlns:wpg="http://schemas.microsoft.com/office/word/2010/wordprocessingGroup" xmlns:wpi="http://schemas.microsoft.com/office/word/2010/wordprocessingInk" xmlns:wne="http://schemas.microsoft.com/office/word/2006/wordml" xmlns:wps="http://schemas.microsoft.com/office/word/2010/wordprocessingShape" mc:Ignorable="w14 w15 w16se w16cid w16 w16cex w16sdtdh w16sdtfl w16du wp14">
+<w:ftr xmlns:wpc="http://schemas.microsoft.com/office/word/2010/wordprocessingCanvas" xmlns:cx="http://schemas.microsoft.com/office/drawing/2014/chartex" xmlns:cx1="http://schemas.microsoft.com/office/drawing/2015/9/8/chartex" xmlns:cx2="http://schemas.microsoft.com/office/drawing/2015/10/21/chartex" xmlns:cx3="http://schemas.microsoft.com/office/drawing/2016/5/9/chartex" xmlns:cx4="http://schemas.microsoft.com/office/drawing/2016/5/10/chartex" xmlns:cx5="http://schemas.microsoft.com/office/drawing/2016/5/11/chartex" xmlns:cx6="http://schemas.microsoft.com/office/drawing/2016/5/12/chartex" xmlns:cx7="http://schemas.microsoft.com/office/drawing/2016/5/13/chartex" xmlns:cx8="http://schemas.microsoft.com/office/drawing/2016/5/14/chartex" xmlns:mc="http://schemas.openxmlformats.org/markup-compatibility/2006" xmlns:aink="http://schemas.microsoft.com/office/drawing/2016/ink" xmlns:am3d="http://schemas.microsoft.com/office/drawing/2017/model3d" xmlns:o="urn:schemas-microsoft-com:office:office" xmlns:oel="http://schemas.microsoft.com/office/2019/extlst" xmlns:r="http://schemas.openxmlformats.org/officeDocument/2006/relationships" xmlns:m="http://schemas.openxmlformats.org/officeDocument/2006/math" xmlns:v="urn:schemas-microsoft-com:vml" xmlns:wp14="http://schemas.microsoft.com/office/word/2010/wordprocessingDrawing" xmlns:wp="http://schemas.openxmlformats.org/drawingml/2006/wordprocessingDrawing" xmlns:w10="urn:schemas-microsoft-com:office:word" xmlns:w="http://schemas.openxmlformats.org/wordprocessingml/2006/main" xmlns:w14="http://schemas.microsoft.com/office/word/2010/wordml" xmlns:w15="http://schemas.microsoft.com/office/word/2012/wordml" xmlns:w16cei="http://schemas.microsoft.com/office/word/2026/wordml/cei" xmlns:w16cex="http://schemas.microsoft.com/office/word/2018/wordml/cex" xmlns:w16cid="http://schemas.microsoft.com/office/word/2016/wordml/cid" xmlns:w16="http://schemas.microsoft.com/office/word/2018/wordml" xmlns:w16du="http://schemas.microsoft.com/office/word/2023/wordml/word16du" xmlns:w16sdtdh="http://schemas.microsoft.com/office/word/2020/wordml/sdtdatahash" xmlns:w16sdtfl="http://schemas.microsoft.com/office/word/2024/wordml/sdtformatlock" xmlns:w16se="http://schemas.microsoft.com/office/word/2015/wordml/symex" xmlns:wpg="http://schemas.microsoft.com/office/word/2010/wordprocessingGroup" xmlns:wpi="http://schemas.microsoft.com/office/word/2010/wordprocessingInk" xmlns:wne="http://schemas.microsoft.com/office/word/2006/wordml" xmlns:wps="http://schemas.microsoft.com/office/word/2010/wordprocessingShape" mc:Ignorable="w14 w15 w16se w16cid w16 w16cex w16sdtdh w16sdtfl w16du wp14">
   <w:p>
     <w:pPr>
       <w:pStyle w:val="Footer"/>
@@ -1069,7 +1076,7 @@
         </mc:Choice>
         <mc:Fallback>
           <w:pict>
-            <v:line w14:anchorId="23A54B63" id="Straight Connector 2" o:spid="_x0000_s1026" style="position:absolute;z-index:251660288;visibility:visible;mso-wrap-style:square;mso-width-percent:0;mso-wrap-distance-left:9pt;mso-wrap-distance-top:0;mso-wrap-distance-right:9pt;mso-wrap-distance-bottom:0;mso-position-horizontal:center;mso-position-horizontal-relative:margin;mso-position-vertical:absolute;mso-position-vertical-relative:text;mso-width-percent:0;mso-width-relative:margin" from="0,3.1pt" to="504.55pt,3.1pt" o:gfxdata="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" strokecolor="black [3213]" strokeweight=".25pt">
+            <v:line w14:anchorId="5496396C" id="Straight Connector 2" o:spid="_x0000_s1026" style="position:absolute;z-index:251660288;visibility:visible;mso-wrap-style:square;mso-width-percent:0;mso-wrap-distance-left:9pt;mso-wrap-distance-top:0;mso-wrap-distance-right:9pt;mso-wrap-distance-bottom:0;mso-position-horizontal:center;mso-position-horizontal-relative:margin;mso-position-vertical:absolute;mso-position-vertical-relative:text;mso-width-percent:0;mso-width-relative:margin" from="0,3.1pt" to="504.55pt,3.1pt" o:gfxdata="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" strokecolor="black [3213]" strokeweight=".25pt">
               <v:stroke joinstyle="miter"/>
               <w10:wrap anchorx="margin"/>
             </v:line>
@@ -1145,7 +1152,7 @@
         </mc:Choice>
         <mc:Fallback>
           <w:pict>
-            <v:line w14:anchorId="6D349B9B" id="Straight Connector 2" o:spid="_x0000_s1026" style="position:absolute;z-index:251659264;visibility:visible;mso-wrap-style:square;mso-width-percent:0;mso-wrap-distance-left:9pt;mso-wrap-distance-top:0;mso-wrap-distance-right:9pt;mso-wrap-distance-bottom:0;mso-position-horizontal:absolute;mso-position-horizontal-relative:margin;mso-position-vertical:absolute;mso-position-vertical-relative:text;mso-width-percent:0;mso-width-relative:margin" from="1.6pt,.5pt" to="1.6pt,.5pt" o:gfxdata="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" strokecolor="black [3213]" strokeweight=".25pt">
+            <v:line w14:anchorId="2B97EF93" id="Straight Connector 2" o:spid="_x0000_s1026" style="position:absolute;z-index:251659264;visibility:visible;mso-wrap-style:square;mso-width-percent:0;mso-wrap-distance-left:9pt;mso-wrap-distance-top:0;mso-wrap-distance-right:9pt;mso-wrap-distance-bottom:0;mso-position-horizontal:absolute;mso-position-horizontal-relative:margin;mso-position-vertical:absolute;mso-position-vertical-relative:text;mso-width-percent:0;mso-width-relative:margin" from="1.6pt,.5pt" to="1.6pt,.5pt" o:gfxdata="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" strokecolor="black [3213]" strokeweight=".25pt">
               <v:stroke joinstyle="miter"/>
               <w10:wrap anchorx="margin"/>
             </v:line>
@@ -1329,7 +1336,7 @@
 </file>
 
 <file path=word/footer3.xml><?xml version="1.0" encoding="utf-8"?>
-<w:ftr xmlns:wpc="http://schemas.microsoft.com/office/word/2010/wordprocessingCanvas" xmlns:cx="http://schemas.microsoft.com/office/drawing/2014/chartex" xmlns:cx1="http://schemas.microsoft.com/office/drawing/2015/9/8/chartex" xmlns:cx2="http://schemas.microsoft.com/office/drawing/2015/10/21/chartex" xmlns:cx3="http://schemas.microsoft.com/office/drawing/2016/5/9/chartex" xmlns:cx4="http://schemas.microsoft.com/office/drawing/2016/5/10/chartex" xmlns:cx5="http://schemas.microsoft.com/office/drawing/2016/5/11/chartex" xmlns:cx6="http://schemas.microsoft.com/office/drawing/2016/5/12/chartex" xmlns:cx7="http://schemas.microsoft.com/office/drawing/2016/5/13/chartex" xmlns:cx8="http://schemas.microsoft.com/office/drawing/2016/5/14/chartex" xmlns:mc="http://schemas.openxmlformats.org/markup-compatibility/2006" xmlns:aink="http://schemas.microsoft.com/office/drawing/2016/ink" xmlns:am3d="http://schemas.microsoft.com/office/drawing/2017/model3d" xmlns:o="urn:schemas-microsoft-com:office:office" xmlns:oel="http://schemas.microsoft.com/office/2019/extlst" xmlns:r="http://schemas.openxmlformats.org/officeDocument/2006/relationships" xmlns:m="http://schemas.openxmlformats.org/officeDocument/2006/math" xmlns:v="urn:schemas-microsoft-com:vml" xmlns:wp14="http://schemas.microsoft.com/office/word/2010/wordprocessingDrawing" xmlns:wp="http://schemas.openxmlformats.org/drawingml/2006/wordprocessingDrawing" xmlns:w10="urn:schemas-microsoft-com:office:word" xmlns:w="http://schemas.openxmlformats.org/wordprocessingml/2006/main" xmlns:w14="http://schemas.microsoft.com/office/word/2010/wordml" xmlns:w15="http://schemas.microsoft.com/office/word/2012/wordml" xmlns:w16cex="http://schemas.microsoft.com/office/word/2018/wordml/cex" xmlns:w16cid="http://schemas.microsoft.com/office/word/2016/wordml/cid" xmlns:w16="http://schemas.microsoft.com/office/word/2018/wordml" xmlns:w16du="http://schemas.microsoft.com/office/word/2023/wordml/word16du" xmlns:w16sdtdh="http://schemas.microsoft.com/office/word/2020/wordml/sdtdatahash" xmlns:w16sdtfl="http://schemas.microsoft.com/office/word/2024/wordml/sdtformatlock" xmlns:w16se="http://schemas.microsoft.com/office/word/2015/wordml/symex" xmlns:wpg="http://schemas.microsoft.com/office/word/2010/wordprocessingGroup" xmlns:wpi="http://schemas.microsoft.com/office/word/2010/wordprocessingInk" xmlns:wne="http://schemas.microsoft.com/office/word/2006/wordml" xmlns:wps="http://schemas.microsoft.com/office/word/2010/wordprocessingShape" mc:Ignorable="w14 w15 w16se w16cid w16 w16cex w16sdtdh w16sdtfl w16du wp14">
+<w:ftr xmlns:wpc="http://schemas.microsoft.com/office/word/2010/wordprocessingCanvas" xmlns:cx="http://schemas.microsoft.com/office/drawing/2014/chartex" xmlns:cx1="http://schemas.microsoft.com/office/drawing/2015/9/8/chartex" xmlns:cx2="http://schemas.microsoft.com/office/drawing/2015/10/21/chartex" xmlns:cx3="http://schemas.microsoft.com/office/drawing/2016/5/9/chartex" xmlns:cx4="http://schemas.microsoft.com/office/drawing/2016/5/10/chartex" xmlns:cx5="http://schemas.microsoft.com/office/drawing/2016/5/11/chartex" xmlns:cx6="http://schemas.microsoft.com/office/drawing/2016/5/12/chartex" xmlns:cx7="http://schemas.microsoft.com/office/drawing/2016/5/13/chartex" xmlns:cx8="http://schemas.microsoft.com/office/drawing/2016/5/14/chartex" xmlns:mc="http://schemas.openxmlformats.org/markup-compatibility/2006" xmlns:aink="http://schemas.microsoft.com/office/drawing/2016/ink" xmlns:am3d="http://schemas.microsoft.com/office/drawing/2017/model3d" xmlns:o="urn:schemas-microsoft-com:office:office" xmlns:oel="http://schemas.microsoft.com/office/2019/extlst" xmlns:r="http://schemas.openxmlformats.org/officeDocument/2006/relationships" xmlns:m="http://schemas.openxmlformats.org/officeDocument/2006/math" xmlns:v="urn:schemas-microsoft-com:vml" xmlns:wp14="http://schemas.microsoft.com/office/word/2010/wordprocessingDrawing" xmlns:wp="http://schemas.openxmlformats.org/drawingml/2006/wordprocessingDrawing" xmlns:w10="urn:schemas-microsoft-com:office:word" xmlns:w="http://schemas.openxmlformats.org/wordprocessingml/2006/main" xmlns:w14="http://schemas.microsoft.com/office/word/2010/wordml" xmlns:w15="http://schemas.microsoft.com/office/word/2012/wordml" xmlns:w16cei="http://schemas.microsoft.com/office/word/2026/wordml/cei" xmlns:w16cex="http://schemas.microsoft.com/office/word/2018/wordml/cex" xmlns:w16cid="http://schemas.microsoft.com/office/word/2016/wordml/cid" xmlns:w16="http://schemas.microsoft.com/office/word/2018/wordml" xmlns:w16du="http://schemas.microsoft.com/office/word/2023/wordml/word16du" xmlns:w16sdtdh="http://schemas.microsoft.com/office/word/2020/wordml/sdtdatahash" xmlns:w16sdtfl="http://schemas.microsoft.com/office/word/2024/wordml/sdtformatlock" xmlns:w16se="http://schemas.microsoft.com/office/word/2015/wordml/symex" xmlns:wpg="http://schemas.microsoft.com/office/word/2010/wordprocessingGroup" xmlns:wpi="http://schemas.microsoft.com/office/word/2010/wordprocessingInk" xmlns:wne="http://schemas.microsoft.com/office/word/2006/wordml" xmlns:wps="http://schemas.microsoft.com/office/word/2010/wordprocessingShape" mc:Ignorable="w14 w15 w16se w16cid w16 w16cex w16sdtdh w16sdtfl w16du wp14">
   <w:p>
     <w:pPr>
       <w:pStyle w:val="Footer"/>
@@ -1339,7 +1346,7 @@
 </file>
 
 <file path=word/footnotes.xml><?xml version="1.0" encoding="utf-8"?>
-<w:footnotes xmlns:wpc="http://schemas.microsoft.com/office/word/2010/wordprocessingCanvas" xmlns:cx="http://schemas.microsoft.com/office/drawing/2014/chartex" xmlns:cx1="http://schemas.microsoft.com/office/drawing/2015/9/8/chartex" xmlns:cx2="http://schemas.microsoft.com/office/drawing/2015/10/21/chartex" xmlns:cx3="http://schemas.microsoft.com/office/drawing/2016/5/9/chartex" xmlns:cx4="http://schemas.microsoft.com/office/drawing/2016/5/10/chartex" xmlns:cx5="http://schemas.microsoft.com/office/drawing/2016/5/11/chartex" xmlns:cx6="http://schemas.microsoft.com/office/drawing/2016/5/12/chartex" xmlns:cx7="http://schemas.microsoft.com/office/drawing/2016/5/13/chartex" xmlns:cx8="http://schemas.microsoft.com/office/drawing/2016/5/14/chartex" xmlns:mc="http://schemas.openxmlformats.org/markup-compatibility/2006" xmlns:aink="http://schemas.microsoft.com/office/drawing/2016/ink" xmlns:am3d="http://schemas.microsoft.com/office/drawing/2017/model3d" xmlns:o="urn:schemas-microsoft-com:office:office" xmlns:oel="http://schemas.microsoft.com/office/2019/extlst" xmlns:r="http://schemas.openxmlformats.org/officeDocument/2006/relationships" xmlns:m="http://schemas.openxmlformats.org/officeDocument/2006/math" xmlns:v="urn:schemas-microsoft-com:vml" xmlns:wp14="http://schemas.microsoft.com/office/word/2010/wordprocessingDrawing" xmlns:wp="http://schemas.openxmlformats.org/drawingml/2006/wordprocessingDrawing" xmlns:w10="urn:schemas-microsoft-com:office:word" xmlns:w="http://schemas.openxmlformats.org/wordprocessingml/2006/main" xmlns:w14="http://schemas.microsoft.com/office/word/2010/wordml" xmlns:w15="http://schemas.microsoft.com/office/word/2012/wordml" xmlns:w16cex="http://schemas.microsoft.com/office/word/2018/wordml/cex" xmlns:w16cid="http://schemas.microsoft.com/office/word/2016/wordml/cid" xmlns:w16="http://schemas.microsoft.com/office/word/2018/wordml" xmlns:w16du="http://schemas.microsoft.com/office/word/2023/wordml/word16du" xmlns:w16sdtdh="http://schemas.microsoft.com/office/word/2020/wordml/sdtdatahash" xmlns:w16sdtfl="http://schemas.microsoft.com/office/word/2024/wordml/sdtformatlock" xmlns:w16se="http://schemas.microsoft.com/office/word/2015/wordml/symex" xmlns:wpg="http://schemas.microsoft.com/office/word/2010/wordprocessingGroup" xmlns:wpi="http://schemas.microsoft.com/office/word/2010/wordprocessingInk" xmlns:wne="http://schemas.microsoft.com/office/word/2006/wordml" xmlns:wps="http://schemas.microsoft.com/office/word/2010/wordprocessingShape" mc:Ignorable="w14 w15 w16se w16cid w16 w16cex w16sdtdh w16sdtfl w16du wp14">
+<w:footnotes xmlns:wpc="http://schemas.microsoft.com/office/word/2010/wordprocessingCanvas" xmlns:cx="http://schemas.microsoft.com/office/drawing/2014/chartex" xmlns:cx1="http://schemas.microsoft.com/office/drawing/2015/9/8/chartex" xmlns:cx2="http://schemas.microsoft.com/office/drawing/2015/10/21/chartex" xmlns:cx3="http://schemas.microsoft.com/office/drawing/2016/5/9/chartex" xmlns:cx4="http://schemas.microsoft.com/office/drawing/2016/5/10/chartex" xmlns:cx5="http://schemas.microsoft.com/office/drawing/2016/5/11/chartex" xmlns:cx6="http://schemas.microsoft.com/office/drawing/2016/5/12/chartex" xmlns:cx7="http://schemas.microsoft.com/office/drawing/2016/5/13/chartex" xmlns:cx8="http://schemas.microsoft.com/office/drawing/2016/5/14/chartex" xmlns:mc="http://schemas.openxmlformats.org/markup-compatibility/2006" xmlns:aink="http://schemas.microsoft.com/office/drawing/2016/ink" xmlns:am3d="http://schemas.microsoft.com/office/drawing/2017/model3d" xmlns:o="urn:schemas-microsoft-com:office:office" xmlns:oel="http://schemas.microsoft.com/office/2019/extlst" xmlns:r="http://schemas.openxmlformats.org/officeDocument/2006/relationships" xmlns:m="http://schemas.openxmlformats.org/officeDocument/2006/math" xmlns:v="urn:schemas-microsoft-com:vml" xmlns:wp14="http://schemas.microsoft.com/office/word/2010/wordprocessingDrawing" xmlns:wp="http://schemas.openxmlformats.org/drawingml/2006/wordprocessingDrawing" xmlns:w10="urn:schemas-microsoft-com:office:word" xmlns:w="http://schemas.openxmlformats.org/wordprocessingml/2006/main" xmlns:w14="http://schemas.microsoft.com/office/word/2010/wordml" xmlns:w15="http://schemas.microsoft.com/office/word/2012/wordml" xmlns:w16cei="http://schemas.microsoft.com/office/word/2026/wordml/cei" xmlns:w16cex="http://schemas.microsoft.com/office/word/2018/wordml/cex" xmlns:w16cid="http://schemas.microsoft.com/office/word/2016/wordml/cid" xmlns:w16="http://schemas.microsoft.com/office/word/2018/wordml" xmlns:w16du="http://schemas.microsoft.com/office/word/2023/wordml/word16du" xmlns:w16sdtdh="http://schemas.microsoft.com/office/word/2020/wordml/sdtdatahash" xmlns:w16sdtfl="http://schemas.microsoft.com/office/word/2024/wordml/sdtformatlock" xmlns:w16se="http://schemas.microsoft.com/office/word/2015/wordml/symex" xmlns:wpg="http://schemas.microsoft.com/office/word/2010/wordprocessingGroup" xmlns:wpi="http://schemas.microsoft.com/office/word/2010/wordprocessingInk" xmlns:wne="http://schemas.microsoft.com/office/word/2006/wordml" xmlns:wps="http://schemas.microsoft.com/office/word/2010/wordprocessingShape" mc:Ignorable="w14 w15 w16se w16cid w16 w16cex w16sdtdh w16sdtfl w16du wp14">
   <w:footnote w:type="separator" w:id="-1">
     <w:p>
       <w:pPr>
@@ -1364,7 +1371,7 @@
 </file>
 
 <file path=word/header1.xml><?xml version="1.0" encoding="utf-8"?>
-<w:hdr xmlns:wpc="http://schemas.microsoft.com/office/word/2010/wordprocessingCanvas" xmlns:cx="http://schemas.microsoft.com/office/drawing/2014/chartex" xmlns:cx1="http://schemas.microsoft.com/office/drawing/2015/9/8/chartex" xmlns:cx2="http://schemas.microsoft.com/office/drawing/2015/10/21/chartex" xmlns:cx3="http://schemas.microsoft.com/office/drawing/2016/5/9/chartex" xmlns:cx4="http://schemas.microsoft.com/office/drawing/2016/5/10/chartex" xmlns:cx5="http://schemas.microsoft.com/office/drawing/2016/5/11/chartex" xmlns:cx6="http://schemas.microsoft.com/office/drawing/2016/5/12/chartex" xmlns:cx7="http://schemas.microsoft.com/office/drawing/2016/5/13/chartex" xmlns:cx8="http://schemas.microsoft.com/office/drawing/2016/5/14/chartex" xmlns:mc="http://schemas.openxmlformats.org/markup-compatibility/2006" xmlns:aink="http://schemas.microsoft.com/office/drawing/2016/ink" xmlns:am3d="http://schemas.microsoft.com/office/drawing/2017/model3d" xmlns:o="urn:schemas-microsoft-com:office:office" xmlns:oel="http://schemas.microsoft.com/office/2019/extlst" xmlns:r="http://schemas.openxmlformats.org/officeDocument/2006/relationships" xmlns:m="http://schemas.openxmlformats.org/officeDocument/2006/math" xmlns:v="urn:schemas-microsoft-com:vml" xmlns:wp14="http://schemas.microsoft.com/office/word/2010/wordprocessingDrawing" xmlns:wp="http://schemas.openxmlformats.org/drawingml/2006/wordprocessingDrawing" xmlns:w10="urn:schemas-microsoft-com:office:word" xmlns:w="http://schemas.openxmlformats.org/wordprocessingml/2006/main" xmlns:w14="http://schemas.microsoft.com/office/word/2010/wordml" xmlns:w15="http://schemas.microsoft.com/office/word/2012/wordml" xmlns:w16cex="http://schemas.microsoft.com/office/word/2018/wordml/cex" xmlns:w16cid="http://schemas.microsoft.com/office/word/2016/wordml/cid" xmlns:w16="http://schemas.microsoft.com/office/word/2018/wordml" xmlns:w16du="http://schemas.microsoft.com/office/word/2023/wordml/word16du" xmlns:w16sdtdh="http://schemas.microsoft.com/office/word/2020/wordml/sdtdatahash" xmlns:w16sdtfl="http://schemas.microsoft.com/office/word/2024/wordml/sdtformatlock" xmlns:w16se="http://schemas.microsoft.com/office/word/2015/wordml/symex" xmlns:wpg="http://schemas.microsoft.com/office/word/2010/wordprocessingGroup" xmlns:wpi="http://schemas.microsoft.com/office/word/2010/wordprocessingInk" xmlns:wne="http://schemas.microsoft.com/office/word/2006/wordml" xmlns:wps="http://schemas.microsoft.com/office/word/2010/wordprocessingShape" mc:Ignorable="w14 w15 w16se w16cid w16 w16cex w16sdtdh w16sdtfl w16du wp14">
+<w:hdr xmlns:wpc="http://schemas.microsoft.com/office/word/2010/wordprocessingCanvas" xmlns:cx="http://schemas.microsoft.com/office/drawing/2014/chartex" xmlns:cx1="http://schemas.microsoft.com/office/drawing/2015/9/8/chartex" xmlns:cx2="http://schemas.microsoft.com/office/drawing/2015/10/21/chartex" xmlns:cx3="http://schemas.microsoft.com/office/drawing/2016/5/9/chartex" xmlns:cx4="http://schemas.microsoft.com/office/drawing/2016/5/10/chartex" xmlns:cx5="http://schemas.microsoft.com/office/drawing/2016/5/11/chartex" xmlns:cx6="http://schemas.microsoft.com/office/drawing/2016/5/12/chartex" xmlns:cx7="http://schemas.microsoft.com/office/drawing/2016/5/13/chartex" xmlns:cx8="http://schemas.microsoft.com/office/drawing/2016/5/14/chartex" xmlns:mc="http://schemas.openxmlformats.org/markup-compatibility/2006" xmlns:aink="http://schemas.microsoft.com/office/drawing/2016/ink" xmlns:am3d="http://schemas.microsoft.com/office/drawing/2017/model3d" xmlns:o="urn:schemas-microsoft-com:office:office" xmlns:oel="http://schemas.microsoft.com/office/2019/extlst" xmlns:r="http://schemas.openxmlformats.org/officeDocument/2006/relationships" xmlns:m="http://schemas.openxmlformats.org/officeDocument/2006/math" xmlns:v="urn:schemas-microsoft-com:vml" xmlns:wp14="http://schemas.microsoft.com/office/word/2010/wordprocessingDrawing" xmlns:wp="http://schemas.openxmlformats.org/drawingml/2006/wordprocessingDrawing" xmlns:w10="urn:schemas-microsoft-com:office:word" xmlns:w="http://schemas.openxmlformats.org/wordprocessingml/2006/main" xmlns:w14="http://schemas.microsoft.com/office/word/2010/wordml" xmlns:w15="http://schemas.microsoft.com/office/word/2012/wordml" xmlns:w16cei="http://schemas.microsoft.com/office/word/2026/wordml/cei" xmlns:w16cex="http://schemas.microsoft.com/office/word/2018/wordml/cex" xmlns:w16cid="http://schemas.microsoft.com/office/word/2016/wordml/cid" xmlns:w16="http://schemas.microsoft.com/office/word/2018/wordml" xmlns:w16du="http://schemas.microsoft.com/office/word/2023/wordml/word16du" xmlns:w16sdtdh="http://schemas.microsoft.com/office/word/2020/wordml/sdtdatahash" xmlns:w16sdtfl="http://schemas.microsoft.com/office/word/2024/wordml/sdtformatlock" xmlns:w16se="http://schemas.microsoft.com/office/word/2015/wordml/symex" xmlns:wpg="http://schemas.microsoft.com/office/word/2010/wordprocessingGroup" xmlns:wpi="http://schemas.microsoft.com/office/word/2010/wordprocessingInk" xmlns:wne="http://schemas.microsoft.com/office/word/2006/wordml" xmlns:wps="http://schemas.microsoft.com/office/word/2010/wordprocessingShape" mc:Ignorable="w14 w15 w16se w16cid w16 w16cex w16sdtdh w16sdtfl w16du wp14">
   <w:p>
     <w:pPr>
       <w:pStyle w:val="Header"/>
@@ -1374,7 +1381,7 @@
 </file>
 
 <file path=word/header2.xml><?xml version="1.0" encoding="utf-8"?>
-<w:hdr xmlns:wpc="http://schemas.microsoft.com/office/word/2010/wordprocessingCanvas" xmlns:cx="http://schemas.microsoft.com/office/drawing/2014/chartex" xmlns:cx1="http://schemas.microsoft.com/office/drawing/2015/9/8/chartex" xmlns:cx2="http://schemas.microsoft.com/office/drawing/2015/10/21/chartex" xmlns:cx3="http://schemas.microsoft.com/office/drawing/2016/5/9/chartex" xmlns:cx4="http://schemas.microsoft.com/office/drawing/2016/5/10/chartex" xmlns:cx5="http://schemas.microsoft.com/office/drawing/2016/5/11/chartex" xmlns:cx6="http://schemas.microsoft.com/office/drawing/2016/5/12/chartex" xmlns:cx7="http://schemas.microsoft.com/office/drawing/2016/5/13/chartex" xmlns:cx8="http://schemas.microsoft.com/office/drawing/2016/5/14/chartex" xmlns:mc="http://schemas.openxmlformats.org/markup-compatibility/2006" xmlns:aink="http://schemas.microsoft.com/office/drawing/2016/ink" xmlns:am3d="http://schemas.microsoft.com/office/drawing/2017/model3d" xmlns:o="urn:schemas-microsoft-com:office:office" xmlns:oel="http://schemas.microsoft.com/office/2019/extlst" xmlns:r="http://schemas.openxmlformats.org/officeDocument/2006/relationships" xmlns:m="http://schemas.openxmlformats.org/officeDocument/2006/math" xmlns:v="urn:schemas-microsoft-com:vml" xmlns:wp14="http://schemas.microsoft.com/office/word/2010/wordprocessingDrawing" xmlns:wp="http://schemas.openxmlformats.org/drawingml/2006/wordprocessingDrawing" xmlns:w10="urn:schemas-microsoft-com:office:word" xmlns:w="http://schemas.openxmlformats.org/wordprocessingml/2006/main" xmlns:w14="http://schemas.microsoft.com/office/word/2010/wordml" xmlns:w15="http://schemas.microsoft.com/office/word/2012/wordml" xmlns:w16cex="http://schemas.microsoft.com/office/word/2018/wordml/cex" xmlns:w16cid="http://schemas.microsoft.com/office/word/2016/wordml/cid" xmlns:w16="http://schemas.microsoft.com/office/word/2018/wordml" xmlns:w16du="http://schemas.microsoft.com/office/word/2023/wordml/word16du" xmlns:w16sdtdh="http://schemas.microsoft.com/office/word/2020/wordml/sdtdatahash" xmlns:w16sdtfl="http://schemas.microsoft.com/office/word/2024/wordml/sdtformatlock" xmlns:w16se="http://schemas.microsoft.com/office/word/2015/wordml/symex" xmlns:wpg="http://schemas.microsoft.com/office/word/2010/wordprocessingGroup" xmlns:wpi="http://schemas.microsoft.com/office/word/2010/wordprocessingInk" xmlns:wne="http://schemas.microsoft.com/office/word/2006/wordml" xmlns:wps="http://schemas.microsoft.com/office/word/2010/wordprocessingShape" mc:Ignorable="w14 w15 w16se w16cid w16 w16cex w16sdtdh w16sdtfl w16du wp14">
+<w:hdr xmlns:wpc="http://schemas.microsoft.com/office/word/2010/wordprocessingCanvas" xmlns:cx="http://schemas.microsoft.com/office/drawing/2014/chartex" xmlns:cx1="http://schemas.microsoft.com/office/drawing/2015/9/8/chartex" xmlns:cx2="http://schemas.microsoft.com/office/drawing/2015/10/21/chartex" xmlns:cx3="http://schemas.microsoft.com/office/drawing/2016/5/9/chartex" xmlns:cx4="http://schemas.microsoft.com/office/drawing/2016/5/10/chartex" xmlns:cx5="http://schemas.microsoft.com/office/drawing/2016/5/11/chartex" xmlns:cx6="http://schemas.microsoft.com/office/drawing/2016/5/12/chartex" xmlns:cx7="http://schemas.microsoft.com/office/drawing/2016/5/13/chartex" xmlns:cx8="http://schemas.microsoft.com/office/drawing/2016/5/14/chartex" xmlns:mc="http://schemas.openxmlformats.org/markup-compatibility/2006" xmlns:aink="http://schemas.microsoft.com/office/drawing/2016/ink" xmlns:am3d="http://schemas.microsoft.com/office/drawing/2017/model3d" xmlns:o="urn:schemas-microsoft-com:office:office" xmlns:oel="http://schemas.microsoft.com/office/2019/extlst" xmlns:r="http://schemas.openxmlformats.org/officeDocument/2006/relationships" xmlns:m="http://schemas.openxmlformats.org/officeDocument/2006/math" xmlns:v="urn:schemas-microsoft-com:vml" xmlns:wp14="http://schemas.microsoft.com/office/word/2010/wordprocessingDrawing" xmlns:wp="http://schemas.openxmlformats.org/drawingml/2006/wordprocessingDrawing" xmlns:w10="urn:schemas-microsoft-com:office:word" xmlns:w="http://schemas.openxmlformats.org/wordprocessingml/2006/main" xmlns:w14="http://schemas.microsoft.com/office/word/2010/wordml" xmlns:w15="http://schemas.microsoft.com/office/word/2012/wordml" xmlns:w16cei="http://schemas.microsoft.com/office/word/2026/wordml/cei" xmlns:w16cex="http://schemas.microsoft.com/office/word/2018/wordml/cex" xmlns:w16cid="http://schemas.microsoft.com/office/word/2016/wordml/cid" xmlns:w16="http://schemas.microsoft.com/office/word/2018/wordml" xmlns:w16du="http://schemas.microsoft.com/office/word/2023/wordml/word16du" xmlns:w16sdtdh="http://schemas.microsoft.com/office/word/2020/wordml/sdtdatahash" xmlns:w16sdtfl="http://schemas.microsoft.com/office/word/2024/wordml/sdtformatlock" xmlns:w16se="http://schemas.microsoft.com/office/word/2015/wordml/symex" xmlns:wpg="http://schemas.microsoft.com/office/word/2010/wordprocessingGroup" xmlns:wpi="http://schemas.microsoft.com/office/word/2010/wordprocessingInk" xmlns:wne="http://schemas.microsoft.com/office/word/2006/wordml" xmlns:wps="http://schemas.microsoft.com/office/word/2010/wordprocessingShape" mc:Ignorable="w14 w15 w16se w16cid w16 w16cex w16sdtdh w16sdtfl w16du wp14">
   <w:p>
     <w:pPr>
       <w:pStyle w:val="Header"/>
@@ -1458,7 +1465,7 @@
 </file>
 
 <file path=word/header3.xml><?xml version="1.0" encoding="utf-8"?>
-<w:hdr xmlns:wpc="http://schemas.microsoft.com/office/word/2010/wordprocessingCanvas" xmlns:cx="http://schemas.microsoft.com/office/drawing/2014/chartex" xmlns:cx1="http://schemas.microsoft.com/office/drawing/2015/9/8/chartex" xmlns:cx2="http://schemas.microsoft.com/office/drawing/2015/10/21/chartex" xmlns:cx3="http://schemas.microsoft.com/office/drawing/2016/5/9/chartex" xmlns:cx4="http://schemas.microsoft.com/office/drawing/2016/5/10/chartex" xmlns:cx5="http://schemas.microsoft.com/office/drawing/2016/5/11/chartex" xmlns:cx6="http://schemas.microsoft.com/office/drawing/2016/5/12/chartex" xmlns:cx7="http://schemas.microsoft.com/office/drawing/2016/5/13/chartex" xmlns:cx8="http://schemas.microsoft.com/office/drawing/2016/5/14/chartex" xmlns:mc="http://schemas.openxmlformats.org/markup-compatibility/2006" xmlns:aink="http://schemas.microsoft.com/office/drawing/2016/ink" xmlns:am3d="http://schemas.microsoft.com/office/drawing/2017/model3d" xmlns:o="urn:schemas-microsoft-com:office:office" xmlns:oel="http://schemas.microsoft.com/office/2019/extlst" xmlns:r="http://schemas.openxmlformats.org/officeDocument/2006/relationships" xmlns:m="http://schemas.openxmlformats.org/officeDocument/2006/math" xmlns:v="urn:schemas-microsoft-com:vml" xmlns:wp14="http://schemas.microsoft.com/office/word/2010/wordprocessingDrawing" xmlns:wp="http://schemas.openxmlformats.org/drawingml/2006/wordprocessingDrawing" xmlns:w10="urn:schemas-microsoft-com:office:word" xmlns:w="http://schemas.openxmlformats.org/wordprocessingml/2006/main" xmlns:w14="http://schemas.microsoft.com/office/word/2010/wordml" xmlns:w15="http://schemas.microsoft.com/office/word/2012/wordml" xmlns:w16cex="http://schemas.microsoft.com/office/word/2018/wordml/cex" xmlns:w16cid="http://schemas.microsoft.com/office/word/2016/wordml/cid" xmlns:w16="http://schemas.microsoft.com/office/word/2018/wordml" xmlns:w16du="http://schemas.microsoft.com/office/word/2023/wordml/word16du" xmlns:w16sdtdh="http://schemas.microsoft.com/office/word/2020/wordml/sdtdatahash" xmlns:w16sdtfl="http://schemas.microsoft.com/office/word/2024/wordml/sdtformatlock" xmlns:w16se="http://schemas.microsoft.com/office/word/2015/wordml/symex" xmlns:wpg="http://schemas.microsoft.com/office/word/2010/wordprocessingGroup" xmlns:wpi="http://schemas.microsoft.com/office/word/2010/wordprocessingInk" xmlns:wne="http://schemas.microsoft.com/office/word/2006/wordml" xmlns:wps="http://schemas.microsoft.com/office/word/2010/wordprocessingShape" mc:Ignorable="w14 w15 w16se w16cid w16 w16cex w16sdtdh w16sdtfl w16du wp14">
+<w:hdr xmlns:wpc="http://schemas.microsoft.com/office/word/2010/wordprocessingCanvas" xmlns:cx="http://schemas.microsoft.com/office/drawing/2014/chartex" xmlns:cx1="http://schemas.microsoft.com/office/drawing/2015/9/8/chartex" xmlns:cx2="http://schemas.microsoft.com/office/drawing/2015/10/21/chartex" xmlns:cx3="http://schemas.microsoft.com/office/drawing/2016/5/9/chartex" xmlns:cx4="http://schemas.microsoft.com/office/drawing/2016/5/10/chartex" xmlns:cx5="http://schemas.microsoft.com/office/drawing/2016/5/11/chartex" xmlns:cx6="http://schemas.microsoft.com/office/drawing/2016/5/12/chartex" xmlns:cx7="http://schemas.microsoft.com/office/drawing/2016/5/13/chartex" xmlns:cx8="http://schemas.microsoft.com/office/drawing/2016/5/14/chartex" xmlns:mc="http://schemas.openxmlformats.org/markup-compatibility/2006" xmlns:aink="http://schemas.microsoft.com/office/drawing/2016/ink" xmlns:am3d="http://schemas.microsoft.com/office/drawing/2017/model3d" xmlns:o="urn:schemas-microsoft-com:office:office" xmlns:oel="http://schemas.microsoft.com/office/2019/extlst" xmlns:r="http://schemas.openxmlformats.org/officeDocument/2006/relationships" xmlns:m="http://schemas.openxmlformats.org/officeDocument/2006/math" xmlns:v="urn:schemas-microsoft-com:vml" xmlns:wp14="http://schemas.microsoft.com/office/word/2010/wordprocessingDrawing" xmlns:wp="http://schemas.openxmlformats.org/drawingml/2006/wordprocessingDrawing" xmlns:w10="urn:schemas-microsoft-com:office:word" xmlns:w="http://schemas.openxmlformats.org/wordprocessingml/2006/main" xmlns:w14="http://schemas.microsoft.com/office/word/2010/wordml" xmlns:w15="http://schemas.microsoft.com/office/word/2012/wordml" xmlns:w16cei="http://schemas.microsoft.com/office/word/2026/wordml/cei" xmlns:w16cex="http://schemas.microsoft.com/office/word/2018/wordml/cex" xmlns:w16cid="http://schemas.microsoft.com/office/word/2016/wordml/cid" xmlns:w16="http://schemas.microsoft.com/office/word/2018/wordml" xmlns:w16du="http://schemas.microsoft.com/office/word/2023/wordml/word16du" xmlns:w16sdtdh="http://schemas.microsoft.com/office/word/2020/wordml/sdtdatahash" xmlns:w16sdtfl="http://schemas.microsoft.com/office/word/2024/wordml/sdtformatlock" xmlns:w16se="http://schemas.microsoft.com/office/word/2015/wordml/symex" xmlns:wpg="http://schemas.microsoft.com/office/word/2010/wordprocessingGroup" xmlns:wpi="http://schemas.microsoft.com/office/word/2010/wordprocessingInk" xmlns:wne="http://schemas.microsoft.com/office/word/2006/wordml" xmlns:wps="http://schemas.microsoft.com/office/word/2010/wordprocessingShape" mc:Ignorable="w14 w15 w16se w16cid w16 w16cex w16sdtdh w16sdtfl w16du wp14">
   <w:p>
     <w:pPr>
       <w:pStyle w:val="Header"/>
@@ -1468,7 +1475,7 @@
 </file>
 
 <file path=word/numbering.xml><?xml version="1.0" encoding="utf-8"?>
-<w:numbering xmlns:wpc="http://schemas.microsoft.com/office/word/2010/wordprocessingCanvas" xmlns:cx="http://schemas.microsoft.com/office/drawing/2014/chartex" xmlns:cx1="http://schemas.microsoft.com/office/drawing/2015/9/8/chartex" xmlns:cx2="http://schemas.microsoft.com/office/drawing/2015/10/21/chartex" xmlns:cx3="http://schemas.microsoft.com/office/drawing/2016/5/9/chartex" xmlns:cx4="http://schemas.microsoft.com/office/drawing/2016/5/10/chartex" xmlns:cx5="http://schemas.microsoft.com/office/drawing/2016/5/11/chartex" xmlns:cx6="http://schemas.microsoft.com/office/drawing/2016/5/12/chartex" xmlns:cx7="http://schemas.microsoft.com/office/drawing/2016/5/13/chartex" xmlns:cx8="http://schemas.microsoft.com/office/drawing/2016/5/14/chartex" xmlns:mc="http://schemas.openxmlformats.org/markup-compatibility/2006" xmlns:aink="http://schemas.microsoft.com/office/drawing/2016/ink" xmlns:am3d="http://schemas.microsoft.com/office/drawing/2017/model3d" xmlns:o="urn:schemas-microsoft-com:office:office" xmlns:oel="http://schemas.microsoft.com/office/2019/extlst" xmlns:r="http://schemas.openxmlformats.org/officeDocument/2006/relationships" xmlns:m="http://schemas.openxmlformats.org/officeDocument/2006/math" xmlns:v="urn:schemas-microsoft-com:vml" xmlns:wp14="http://schemas.microsoft.com/office/word/2010/wordprocessingDrawing" xmlns:wp="http://schemas.openxmlformats.org/drawingml/2006/wordprocessingDrawing" xmlns:w10="urn:schemas-microsoft-com:office:word" xmlns:w="http://schemas.openxmlformats.org/wordprocessingml/2006/main" xmlns:w14="http://schemas.microsoft.com/office/word/2010/wordml" xmlns:w15="http://schemas.microsoft.com/office/word/2012/wordml" xmlns:w16cex="http://schemas.microsoft.com/office/word/2018/wordml/cex" xmlns:w16cid="http://schemas.microsoft.com/office/word/2016/wordml/cid" xmlns:w16="http://schemas.microsoft.com/office/word/2018/wordml" xmlns:w16du="http://schemas.microsoft.com/office/word/2023/wordml/word16du" xmlns:w16sdtdh="http://schemas.microsoft.com/office/word/2020/wordml/sdtdatahash" xmlns:w16sdtfl="http://schemas.microsoft.com/office/word/2024/wordml/sdtformatlock" xmlns:w16se="http://schemas.microsoft.com/office/word/2015/wordml/symex" xmlns:wpg="http://schemas.microsoft.com/office/word/2010/wordprocessingGroup" xmlns:wpi="http://schemas.microsoft.com/office/word/2010/wordprocessingInk" xmlns:wne="http://schemas.microsoft.com/office/word/2006/wordml" xmlns:wps="http://schemas.microsoft.com/office/word/2010/wordprocessingShape" mc:Ignorable="w14 w15 w16se w16cid w16 w16cex w16sdtdh w16sdtfl w16du wp14">
+<w:numbering xmlns:wpc="http://schemas.microsoft.com/office/word/2010/wordprocessingCanvas" xmlns:cx="http://schemas.microsoft.com/office/drawing/2014/chartex" xmlns:cx1="http://schemas.microsoft.com/office/drawing/2015/9/8/chartex" xmlns:cx2="http://schemas.microsoft.com/office/drawing/2015/10/21/chartex" xmlns:cx3="http://schemas.microsoft.com/office/drawing/2016/5/9/chartex" xmlns:cx4="http://schemas.microsoft.com/office/drawing/2016/5/10/chartex" xmlns:cx5="http://schemas.microsoft.com/office/drawing/2016/5/11/chartex" xmlns:cx6="http://schemas.microsoft.com/office/drawing/2016/5/12/chartex" xmlns:cx7="http://schemas.microsoft.com/office/drawing/2016/5/13/chartex" xmlns:cx8="http://schemas.microsoft.com/office/drawing/2016/5/14/chartex" xmlns:mc="http://schemas.openxmlformats.org/markup-compatibility/2006" xmlns:aink="http://schemas.microsoft.com/office/drawing/2016/ink" xmlns:am3d="http://schemas.microsoft.com/office/drawing/2017/model3d" xmlns:o="urn:schemas-microsoft-com:office:office" xmlns:oel="http://schemas.microsoft.com/office/2019/extlst" xmlns:r="http://schemas.openxmlformats.org/officeDocument/2006/relationships" xmlns:m="http://schemas.openxmlformats.org/officeDocument/2006/math" xmlns:v="urn:schemas-microsoft-com:vml" xmlns:wp14="http://schemas.microsoft.com/office/word/2010/wordprocessingDrawing" xmlns:wp="http://schemas.openxmlformats.org/drawingml/2006/wordprocessingDrawing" xmlns:w10="urn:schemas-microsoft-com:office:word" xmlns:w="http://schemas.openxmlformats.org/wordprocessingml/2006/main" xmlns:w14="http://schemas.microsoft.com/office/word/2010/wordml" xmlns:w15="http://schemas.microsoft.com/office/word/2012/wordml" xmlns:w16cei="http://schemas.microsoft.com/office/word/2026/wordml/cei" xmlns:w16cex="http://schemas.microsoft.com/office/word/2018/wordml/cex" xmlns:w16cid="http://schemas.microsoft.com/office/word/2016/wordml/cid" xmlns:w16="http://schemas.microsoft.com/office/word/2018/wordml" xmlns:w16du="http://schemas.microsoft.com/office/word/2023/wordml/word16du" xmlns:w16sdtdh="http://schemas.microsoft.com/office/word/2020/wordml/sdtdatahash" xmlns:w16sdtfl="http://schemas.microsoft.com/office/word/2024/wordml/sdtformatlock" xmlns:w16se="http://schemas.microsoft.com/office/word/2015/wordml/symex" xmlns:wpg="http://schemas.microsoft.com/office/word/2010/wordprocessingGroup" xmlns:wpi="http://schemas.microsoft.com/office/word/2010/wordprocessingInk" xmlns:wne="http://schemas.microsoft.com/office/word/2006/wordml" xmlns:wps="http://schemas.microsoft.com/office/word/2010/wordprocessingShape" mc:Ignorable="w14 w15 w16se w16cid w16 w16cex w16sdtdh w16sdtfl w16du wp14">
   <w:abstractNum w:abstractNumId="0" w15:restartNumberingAfterBreak="0">
     <w:nsid w:val="145119B3"/>
     <w:multiLevelType w:val="hybridMultilevel"/>
@@ -2982,21 +2989,15 @@
 </file>
 
 <file path=customXml/item1.xml><?xml version="1.0" encoding="utf-8"?>
-<p:properties xmlns:p="http://schemas.microsoft.com/office/2006/metadata/properties" xmlns:xsi="http://www.w3.org/2001/XMLSchema-instance" xmlns:pc="http://schemas.microsoft.com/office/infopath/2007/PartnerControls">
-  <documentManagement>
-    <lcf76f155ced4ddcb4097134ff3c332f xmlns="e789b7fa-a83c-4c6b-9e01-87c723f67228">
-      <Terms xmlns="http://schemas.microsoft.com/office/infopath/2007/PartnerControls"/>
-    </lcf76f155ced4ddcb4097134ff3c332f>
-    <TaxCatchAll xmlns="bb952b06-3268-4e55-b0fe-9eb49669fc08" xsi:nil="true"/>
-  </documentManagement>
-</p:properties>
+<?mso-contentType ?>
+<FormTemplates xmlns="http://schemas.microsoft.com/sharepoint/v3/contenttype/forms">
+  <Display>DocumentLibraryForm</Display>
+  <Edit>DocumentLibraryForm</Edit>
+  <New>DocumentLibraryForm</New>
+</FormTemplates>
 </file>
 
 <file path=customXml/item2.xml><?xml version="1.0" encoding="utf-8"?>
-<b:Sources xmlns:b="http://schemas.openxmlformats.org/officeDocument/2006/bibliography" xmlns="http://schemas.openxmlformats.org/officeDocument/2006/bibliography" SelectedStyle="/APASixthEditionOfficeOnline.xsl" StyleName="APA" Version="6"/>
-</file>
-
-<file path=customXml/item3.xml><?xml version="1.0" encoding="utf-8"?>
 <ct:contentTypeSchema xmlns:ct="http://schemas.microsoft.com/office/2006/metadata/contentType" xmlns:ma="http://schemas.microsoft.com/office/2006/metadata/properties/metaAttributes" ct:_="" ma:_="" ma:contentTypeName="Document" ma:contentTypeID="0x010100B89331DE8EA64F4FBEA00113BF0E4514" ma:contentTypeVersion="11" ma:contentTypeDescription="Create a new document." ma:contentTypeScope="" ma:versionID="0b60b04e60edb8b2e7e2fe1cc7d413e0">
   <xsd:schema xmlns:xsd="http://www.w3.org/2001/XMLSchema" xmlns:xs="http://www.w3.org/2001/XMLSchema" xmlns:p="http://schemas.microsoft.com/office/2006/metadata/properties" xmlns:ns2="e789b7fa-a83c-4c6b-9e01-87c723f67228" xmlns:ns3="bb952b06-3268-4e55-b0fe-9eb49669fc08" targetNamespace="http://schemas.microsoft.com/office/2006/metadata/properties" ma:root="true" ma:fieldsID="52467e30880403e5f73a15b97b0992c8" ns2:_="" ns3:_="">
     <xsd:import namespace="e789b7fa-a83c-4c6b-9e01-87c723f67228"/>
@@ -3191,35 +3192,30 @@
 </ct:contentTypeSchema>
 </file>
 
+<file path=customXml/item3.xml><?xml version="1.0" encoding="utf-8"?>
+<b:Sources xmlns:b="http://schemas.openxmlformats.org/officeDocument/2006/bibliography" xmlns="http://schemas.openxmlformats.org/officeDocument/2006/bibliography" SelectedStyle="/APASixthEditionOfficeOnline.xsl" StyleName="APA" Version="6"/>
+</file>
+
 <file path=customXml/item4.xml><?xml version="1.0" encoding="utf-8"?>
-<?mso-contentType ?>
-<FormTemplates xmlns="http://schemas.microsoft.com/sharepoint/v3/contenttype/forms">
-  <Display>DocumentLibraryForm</Display>
-  <Edit>DocumentLibraryForm</Edit>
-  <New>DocumentLibraryForm</New>
-</FormTemplates>
+<p:properties xmlns:p="http://schemas.microsoft.com/office/2006/metadata/properties" xmlns:xsi="http://www.w3.org/2001/XMLSchema-instance" xmlns:pc="http://schemas.microsoft.com/office/infopath/2007/PartnerControls">
+  <documentManagement>
+    <lcf76f155ced4ddcb4097134ff3c332f xmlns="e789b7fa-a83c-4c6b-9e01-87c723f67228">
+      <Terms xmlns="http://schemas.microsoft.com/office/infopath/2007/PartnerControls"/>
+    </lcf76f155ced4ddcb4097134ff3c332f>
+    <TaxCatchAll xmlns="bb952b06-3268-4e55-b0fe-9eb49669fc08" xsi:nil="true"/>
+  </documentManagement>
+</p:properties>
 </file>
 
 <file path=customXml/itemProps1.xml><?xml version="1.0" encoding="utf-8"?>
-<ds:datastoreItem xmlns:ds="http://schemas.openxmlformats.org/officeDocument/2006/customXml" ds:itemID="{EF43FDED-CD1D-4301-B761-71C1DCC851CC}">
+<ds:datastoreItem xmlns:ds="http://schemas.openxmlformats.org/officeDocument/2006/customXml" ds:itemID="{45FB1F57-968F-4A6E-AEE9-65961EB5FADD}">
   <ds:schemaRefs>
-    <ds:schemaRef ds:uri="http://schemas.microsoft.com/office/2006/metadata/properties"/>
-    <ds:schemaRef ds:uri="http://schemas.microsoft.com/office/infopath/2007/PartnerControls"/>
-    <ds:schemaRef ds:uri="e789b7fa-a83c-4c6b-9e01-87c723f67228"/>
-    <ds:schemaRef ds:uri="bb952b06-3268-4e55-b0fe-9eb49669fc08"/>
+    <ds:schemaRef ds:uri="http://schemas.microsoft.com/sharepoint/v3/contenttype/forms"/>
   </ds:schemaRefs>
 </ds:datastoreItem>
 </file>
 
 <file path=customXml/itemProps2.xml><?xml version="1.0" encoding="utf-8"?>
-<ds:datastoreItem xmlns:ds="http://schemas.openxmlformats.org/officeDocument/2006/customXml" ds:itemID="{3B4892E8-18D6-D444-BA6E-299F0B60384F}">
-  <ds:schemaRefs>
-    <ds:schemaRef ds:uri="http://schemas.openxmlformats.org/officeDocument/2006/bibliography"/>
-  </ds:schemaRefs>
-</ds:datastoreItem>
-</file>
-
-<file path=customXml/itemProps3.xml><?xml version="1.0" encoding="utf-8"?>
 <ds:datastoreItem xmlns:ds="http://schemas.openxmlformats.org/officeDocument/2006/customXml" ds:itemID="{93F00A47-6514-4C46-91C6-8D2331E8318E}">
   <ds:schemaRefs>
     <ds:schemaRef ds:uri="http://schemas.microsoft.com/office/2006/metadata/contentType"/>
@@ -3238,10 +3234,21 @@
 </ds:datastoreItem>
 </file>
 
+<file path=customXml/itemProps3.xml><?xml version="1.0" encoding="utf-8"?>
+<ds:datastoreItem xmlns:ds="http://schemas.openxmlformats.org/officeDocument/2006/customXml" ds:itemID="{3B4892E8-18D6-D444-BA6E-299F0B60384F}">
+  <ds:schemaRefs>
+    <ds:schemaRef ds:uri="http://schemas.openxmlformats.org/officeDocument/2006/bibliography"/>
+  </ds:schemaRefs>
+</ds:datastoreItem>
+</file>
+
 <file path=customXml/itemProps4.xml><?xml version="1.0" encoding="utf-8"?>
-<ds:datastoreItem xmlns:ds="http://schemas.openxmlformats.org/officeDocument/2006/customXml" ds:itemID="{45FB1F57-968F-4A6E-AEE9-65961EB5FADD}">
+<ds:datastoreItem xmlns:ds="http://schemas.openxmlformats.org/officeDocument/2006/customXml" ds:itemID="{EF43FDED-CD1D-4301-B761-71C1DCC851CC}">
   <ds:schemaRefs>
-    <ds:schemaRef ds:uri="http://schemas.microsoft.com/sharepoint/v3/contenttype/forms"/>
+    <ds:schemaRef ds:uri="http://schemas.microsoft.com/office/2006/metadata/properties"/>
+    <ds:schemaRef ds:uri="http://schemas.microsoft.com/office/infopath/2007/PartnerControls"/>
+    <ds:schemaRef ds:uri="e789b7fa-a83c-4c6b-9e01-87c723f67228"/>
+    <ds:schemaRef ds:uri="bb952b06-3268-4e55-b0fe-9eb49669fc08"/>
   </ds:schemaRefs>
 </ds:datastoreItem>
 </file>